--- a/zht/docx/216.content.docx
+++ b/zht/docx/216.content.docx
@@ -149,7 +149,7 @@
         <w:rPr>
           <w:lang w:val="zh_TW" w:bidi="zh_TW"/>
         </w:rPr>
-        <w:t>zui</w:t>
+        <w:t>chong</w:t>
       </w:r>
       <w:r>
         <w:rPr>
@@ -212,7 +212,7 @@
         <w:rPr>
           <w:lang w:val="zh_TW" w:bidi="zh_TW"/>
         </w:rPr>
-        <w:t>罪</w:t>
+        <w:t>重生</w:t>
       </w:r>
       <w:r>
         <w:rPr>
@@ -231,32 +231,7 @@
         <w:rPr>
           <w:lang w:val="zh_TW" w:bidi="zh_TW"/>
         </w:rPr>
-        <w:t>指不僅僅是對人類、社會、他人或自身的惡行，更是對神的冒犯。因此，神的概念賦予罪多方面的含義。其它神明通常被認為是反覆無常且沒有道德標準的，它們在不受約束的行為中行使無限的權力，因此不會像以色列的獨一神，聖潔、公義、完全良善的神那樣，產生強烈的罪惡感。這種與宗教相關的罪惡概念以及隨之而來的術語，一直延續到新約時期。</w:t>
-      </w:r>
-    </w:p>
-    <w:p>
-      <w:pPr>
-        <w:pStyle w:val="Heading3"/>
-      </w:pPr>
-      <w:r>
-        <w:rPr>
-          <w:lang w:val="zh_TW" w:bidi="zh_TW"/>
-        </w:rPr>
-        <w:t>術語</w:t>
-      </w:r>
-    </w:p>
-    <w:p>
-      <w:pPr/>
-      <w:r>
-        <w:rPr>
-          <w:lang w:val="zh_TW" w:bidi="zh_TW"/>
-        </w:rPr>
-      </w:r>
-      <w:r>
-        <w:rPr>
-          <w:lang w:val="zh_TW" w:bidi="zh_TW"/>
-        </w:rPr>
-        <w:t>以色列的神為人類的行為設立了理想標準。聖經中關於罪的最常見詞語是指以某種方式違背這一標準。希伯來文hata’和希臘文hamartia原本的意思是「未達標準，未盡責任」（</w:t>
+        <w:t>屬靈的重生帶來新的開始。它描述了信徒在基督裡的新生命（</w:t>
       </w:r>
       <w:hyperlink r:id="rId13">
         <w:r>
@@ -267,52 +242,14 @@
             <w:color w:val="0000EE"/>
             <w:u w:val="single"/>
           </w:rPr>
-          <w:t>羅3:23</w:t>
+          <w:t>多3:5</w:t>
         </w:r>
       </w:hyperlink>
       <w:r>
         <w:rPr>
           <w:lang w:val="zh_TW" w:bidi="zh_TW"/>
         </w:rPr>
-        <w:t>）。神作為律法的賜予者，為人類的自由設置了界限；另一個常見的詞語（希伯來文‘abar</w:t>
-      </w:r>
-      <w:r>
-        <w:rPr>
-          <w:i/>
-          <w:lang w:val="zh_TW" w:bidi="zh_TW"/>
-        </w:rPr>
-        <w:t>；</w:t>
-      </w:r>
-      <w:r>
-        <w:rPr>
-          <w:lang w:val="zh_TW" w:bidi="zh_TW"/>
-        </w:rPr>
-        <w:t>希臘文parabasis）將罪描述為「越界」，「超越設置的界限」。類似的詞語有pesha‘（希伯來文），意為「叛逆」，「違法」；’asham（希伯來文）表示「侵犯神的王權」，「承擔罪責」；paraptoma（希臘文）表示「偏離正路」，「闖入禁區」。 「罪孽」通常翻譯為‘aon（希伯來文，意為「邪惡」，「錯誤」），其在新約中最接近的對應詞是anomia（希臘文，「無法無天」）或paranomia（希臘文，「違法」）。</w:t>
-      </w:r>
-    </w:p>
-    <w:p>
-      <w:pPr>
-        <w:pStyle w:val="Heading3"/>
-      </w:pPr>
-      <w:r>
-        <w:rPr>
-          <w:lang w:val="zh_TW" w:bidi="zh_TW"/>
-        </w:rPr>
-        <w:t>舊約中的罪</w:t>
-      </w:r>
-    </w:p>
-    <w:p>
-      <w:pPr/>
-      <w:r>
-        <w:rPr>
-          <w:lang w:val="zh_TW" w:bidi="zh_TW"/>
-        </w:rPr>
-      </w:r>
-      <w:r>
-        <w:rPr>
-          <w:lang w:val="zh_TW" w:bidi="zh_TW"/>
-        </w:rPr>
-        <w:t>創世記將罪的根源追溯到故意濫用神所賦予的自由，來違背了一個單獨的限制性禁令。以西結書強烈主張個人責任，反對傳統的集體罪責理論（</w:t>
+        <w:t>）和基督再來時將開始的復興（</w:t>
       </w:r>
       <w:hyperlink r:id="rId14">
         <w:r>
@@ -323,14 +260,42 @@
             <w:color w:val="0000EE"/>
             <w:u w:val="single"/>
           </w:rPr>
-          <w:t>結18</w:t>
+          <w:t>太19:28</w:t>
         </w:r>
       </w:hyperlink>
       <w:r>
         <w:rPr>
           <w:lang w:val="zh_TW" w:bidi="zh_TW"/>
         </w:rPr>
-        <w:t>）。繼耶利米之後，他強調如果要改變外在行為，內心的生命必須得到潔淨和更新；神的律法必須成為個人內心的動力，才能克服罪（</w:t>
+        <w:t>）。在聖經中，這個詞只出現在這兩個地方。然而，這並不意味著這個概念不重要。聖經作者經常使用各種其它詞語和人物來描述同樣的內心更新。</w:t>
+      </w:r>
+    </w:p>
+    <w:p>
+      <w:pPr/>
+      <w:r>
+        <w:rPr>
+          <w:lang w:val="zh_TW" w:bidi="zh_TW"/>
+        </w:rPr>
+      </w:r>
+      <w:r>
+        <w:rPr>
+          <w:lang w:val="zh_TW" w:bidi="zh_TW"/>
+        </w:rPr>
+        <w:t>非宗教作家也談論重生。對於斯多葛（Stoic）哲學家來說，重生意味著回到以前的存在狀態。他們將一年四季的循環稱為重生。然而，對於聖經作者來說，重生意味著更重要的更新。這是一個徹底的新開始，而不是僅僅是恢復以前的狀況。這種更新涉及到個人的重大改變。這是聖靈的工作，打破罪的力量並植入正確的態度和渴望。重生的人會自由而喜樂地遵行神的旨意。</w:t>
+      </w:r>
+    </w:p>
+    <w:p>
+      <w:pPr/>
+      <w:r>
+        <w:rPr>
+          <w:lang w:val="zh_TW" w:bidi="zh_TW"/>
+        </w:rPr>
+      </w:r>
+      <w:r>
+        <w:rPr>
+          <w:lang w:val="zh_TW" w:bidi="zh_TW"/>
+        </w:rPr>
+        <w:t>重生的最終目標是創造一個完全公義且無罪的新天新地（</w:t>
       </w:r>
       <w:hyperlink r:id="rId15">
         <w:r>
@@ -341,14 +306,14 @@
             <w:color w:val="0000EE"/>
             <w:u w:val="single"/>
           </w:rPr>
-          <w:t>耶31:29–34</w:t>
+          <w:t>彼後3:13</w:t>
         </w:r>
       </w:hyperlink>
       <w:r>
         <w:rPr>
           <w:lang w:val="zh_TW" w:bidi="zh_TW"/>
         </w:rPr>
-        <w:t>；</w:t>
+        <w:t>）。聖靈在信徒生命中的現今工作正是這未來宇宙重生的預嚐（</w:t>
       </w:r>
       <w:hyperlink r:id="rId16">
         <w:r>
@@ -359,22 +324,14 @@
             <w:color w:val="0000EE"/>
             <w:u w:val="single"/>
           </w:rPr>
-          <w:t>結36:24–29</w:t>
+          <w:t>弗1:13–14</w:t>
         </w:r>
       </w:hyperlink>
       <w:r>
         <w:rPr>
           <w:lang w:val="zh_TW" w:bidi="zh_TW"/>
         </w:rPr>
-        <w:t>）。</w:t>
-      </w:r>
-    </w:p>
-    <w:p>
-      <w:pPr/>
-      <w:r>
-        <w:rPr>
-          <w:lang w:val="zh_TW" w:bidi="zh_TW"/>
-        </w:rPr>
+        <w:t>）。新天新地仍然在未來，但舊約先知所預言的神對祂子民的更新，已經成為現實（</w:t>
       </w:r>
       <w:hyperlink r:id="rId17">
         <w:r>
@@ -385,14 +342,14 @@
             <w:color w:val="0000EE"/>
             <w:u w:val="single"/>
           </w:rPr>
-          <w:t>詩篇第五十一篇</w:t>
+          <w:t>賽65:17</w:t>
         </w:r>
       </w:hyperlink>
       <w:r>
         <w:rPr>
           <w:lang w:val="zh_TW" w:bidi="zh_TW"/>
         </w:rPr>
-        <w:t>深刻分析了罪的內在意義。詩人承認「我是在罪孽裡生的」，表達他的生命從一開始就充滿罪。他的整個人格需要「潔淨」，因他被玷污了。儀式上的獻祭無法解決問題，唯有破碎、痛悔的心才能為神的潔淨做好準備。唯一的盼盼和唯一依靠之處，就在於神堅定的愛和豐富的憐憫。儘管舊約對罪的觀點十分嚴厲，但其中也包含了關於充滿恩典的赦免保證（</w:t>
+        <w:t>，</w:t>
       </w:r>
       <w:hyperlink r:id="rId18">
         <w:r>
@@ -403,9 +360,33 @@
             <w:color w:val="0000EE"/>
             <w:u w:val="single"/>
           </w:rPr>
-          <w:t>詩103:8–14；</w:t>
+          <w:t>66:22</w:t>
         </w:r>
       </w:hyperlink>
+      <w:r>
+        <w:rPr>
+          <w:lang w:val="zh_TW" w:bidi="zh_TW"/>
+        </w:rPr>
+        <w:t>；</w:t>
+      </w:r>
+      <w:hyperlink r:id="rId15">
+        <w:r>
+          <w:rPr>
+            <w:lang w:val="zh_TW" w:bidi="zh_TW"/>
+          </w:rPr>
+          <w:rPr>
+            <w:color w:val="0000EE"/>
+            <w:u w:val="single"/>
+          </w:rPr>
+          <w:t>彼後3:13</w:t>
+        </w:r>
+      </w:hyperlink>
+      <w:r>
+        <w:rPr>
+          <w:lang w:val="zh_TW" w:bidi="zh_TW"/>
+        </w:rPr>
+        <w:t>；</w:t>
+      </w:r>
       <w:hyperlink r:id="rId19">
         <w:r>
           <w:rPr>
@@ -415,14 +396,28 @@
             <w:color w:val="0000EE"/>
             <w:u w:val="single"/>
           </w:rPr>
-          <w:t>賽1:18</w:t>
+          <w:t>啟21:1</w:t>
         </w:r>
       </w:hyperlink>
       <w:r>
         <w:rPr>
           <w:lang w:val="zh_TW" w:bidi="zh_TW"/>
         </w:rPr>
-        <w:t>，</w:t>
+        <w:t>）。</w:t>
+      </w:r>
+    </w:p>
+    <w:p>
+      <w:pPr/>
+      <w:r>
+        <w:rPr>
+          <w:lang w:val="zh_TW" w:bidi="zh_TW"/>
+        </w:rPr>
+      </w:r>
+      <w:r>
+        <w:rPr>
+          <w:lang w:val="zh_TW" w:bidi="zh_TW"/>
+        </w:rPr>
+        <w:t>信徒現在透過靈命重生的過程，獲得了從神而來的新生命。基督徒是從神生的（</w:t>
       </w:r>
       <w:hyperlink r:id="rId20">
         <w:r>
@@ -433,39 +428,14 @@
             <w:color w:val="0000EE"/>
             <w:u w:val="single"/>
           </w:rPr>
-          <w:t>55:6–7</w:t>
+          <w:t>約1:12–13</w:t>
         </w:r>
       </w:hyperlink>
       <w:r>
         <w:rPr>
           <w:lang w:val="zh_TW" w:bidi="zh_TW"/>
         </w:rPr>
-        <w:t>）。</w:t>
-      </w:r>
-    </w:p>
-    <w:p>
-      <w:pPr>
-        <w:pStyle w:val="Heading3"/>
-      </w:pPr>
-      <w:r>
-        <w:rPr>
-          <w:lang w:val="zh_TW" w:bidi="zh_TW"/>
-        </w:rPr>
-        <w:t>在耶穌的教導中</w:t>
-      </w:r>
-    </w:p>
-    <w:p>
-      <w:pPr/>
-      <w:r>
-        <w:rPr>
-          <w:lang w:val="zh_TW" w:bidi="zh_TW"/>
-        </w:rPr>
-      </w:r>
-      <w:r>
-        <w:rPr>
-          <w:lang w:val="zh_TW" w:bidi="zh_TW"/>
-        </w:rPr>
-        <w:t>耶穌關於罪的教導強調了神恩典的饒恕和更新，祂不僅以權柄宣告「你的罪赦了」，還透過許多憐憫性的行為和社會上的認同，來顯明祂成為罪人的朋友，呼召他們悔改，重建他們的盼望和尊嚴（</w:t>
+        <w:t>），唯有藉著靈命的重生，人才能進入神的國度並領受神的聖靈。那些重生進入神家的人，會反映出神公義的品格（</w:t>
       </w:r>
       <w:hyperlink r:id="rId21">
         <w:r>
@@ -476,14 +446,14 @@
             <w:color w:val="0000EE"/>
             <w:u w:val="single"/>
           </w:rPr>
-          <w:t>太9:1–13</w:t>
+          <w:t>約一2:29</w:t>
         </w:r>
       </w:hyperlink>
       <w:r>
         <w:rPr>
           <w:lang w:val="zh_TW" w:bidi="zh_TW"/>
         </w:rPr>
-        <w:t>，</w:t>
+        <w:t>）。他們擺脫了習慣性的罪（</w:t>
       </w:r>
       <w:hyperlink r:id="rId22">
         <w:r>
@@ -494,14 +464,14 @@
             <w:color w:val="0000EE"/>
             <w:u w:val="single"/>
           </w:rPr>
-          <w:t>11:19</w:t>
+          <w:t>3:9</w:t>
         </w:r>
       </w:hyperlink>
       <w:r>
         <w:rPr>
           <w:lang w:val="zh_TW" w:bidi="zh_TW"/>
         </w:rPr>
-        <w:t>；</w:t>
+        <w:t>，</w:t>
       </w:r>
       <w:hyperlink r:id="rId23">
         <w:r>
@@ -512,14 +482,14 @@
             <w:color w:val="0000EE"/>
             <w:u w:val="single"/>
           </w:rPr>
-          <w:t>路15章</w:t>
+          <w:t>5:18</w:t>
         </w:r>
       </w:hyperlink>
       <w:r>
         <w:rPr>
           <w:lang w:val="zh_TW" w:bidi="zh_TW"/>
         </w:rPr>
-        <w:t>，</w:t>
+        <w:t>）。在</w:t>
       </w:r>
       <w:hyperlink r:id="rId24">
         <w:r>
@@ -530,14 +500,14 @@
             <w:color w:val="0000EE"/>
             <w:u w:val="single"/>
           </w:rPr>
-          <w:t>19:1–10</w:t>
+          <w:t>雅各書一章18節</w:t>
         </w:r>
       </w:hyperlink>
       <w:r>
         <w:rPr>
           <w:lang w:val="zh_TW" w:bidi="zh_TW"/>
         </w:rPr>
-        <w:t>）。</w:t>
+        <w:t>中，這個重生過程歸因於神話語的大能。</w:t>
       </w:r>
     </w:p>
     <w:p>
@@ -551,7 +521,7 @@
         <w:rPr>
           <w:lang w:val="zh_TW" w:bidi="zh_TW"/>
         </w:rPr>
-        <w:t>耶穌對罪的來源所說不多，除了指出它源於人心和意志（</w:t>
+        <w:t>耶穌將這個重生的隱喻延伸，耶穌教導尼哥德慕，重生或從上而生的是進入神國的先決條件。那些重生的人擁有活潑的盼望（</w:t>
       </w:r>
       <w:hyperlink r:id="rId25">
         <w:r>
@@ -562,14 +532,14 @@
             <w:color w:val="0000EE"/>
             <w:u w:val="single"/>
           </w:rPr>
-          <w:t>太6:22–23</w:t>
+          <w:t>彼前1:3</w:t>
         </w:r>
       </w:hyperlink>
       <w:r>
         <w:rPr>
           <w:lang w:val="zh_TW" w:bidi="zh_TW"/>
         </w:rPr>
-        <w:t>，</w:t>
+        <w:t>）。同樣，這重生是藉著神話語的大能實現的（</w:t>
       </w:r>
       <w:hyperlink r:id="rId26">
         <w:r>
@@ -580,14 +550,28 @@
             <w:color w:val="0000EE"/>
             <w:u w:val="single"/>
           </w:rPr>
-          <w:t>7:17–19</w:t>
+          <w:t>23</w:t>
         </w:r>
       </w:hyperlink>
       <w:r>
         <w:rPr>
           <w:lang w:val="zh_TW" w:bidi="zh_TW"/>
         </w:rPr>
-        <w:t>，</w:t>
+        <w:t>節）。</w:t>
+      </w:r>
+    </w:p>
+    <w:p>
+      <w:pPr/>
+      <w:r>
+        <w:rPr>
+          <w:lang w:val="zh_TW" w:bidi="zh_TW"/>
+        </w:rPr>
+      </w:r>
+      <w:r>
+        <w:rPr>
+          <w:lang w:val="zh_TW" w:bidi="zh_TW"/>
+        </w:rPr>
+        <w:t>初次重生的經歷之後，基督徒的生命會持續經歷更新。新生的信徒應當愛慕神的話語像純淨的靈奶，才能逐漸成長（</w:t>
       </w:r>
       <w:hyperlink r:id="rId27">
         <w:r>
@@ -598,14 +582,14 @@
             <w:color w:val="0000EE"/>
             <w:u w:val="single"/>
           </w:rPr>
-          <w:t>18:7</w:t>
+          <w:t>彼前2:2</w:t>
         </w:r>
       </w:hyperlink>
       <w:r>
         <w:rPr>
           <w:lang w:val="zh_TW" w:bidi="zh_TW"/>
         </w:rPr>
-        <w:t>；</w:t>
+        <w:t>）。保羅命令信徒藉著心意更新而變化（</w:t>
       </w:r>
       <w:hyperlink r:id="rId28">
         <w:r>
@@ -616,14 +600,14 @@
             <w:color w:val="0000EE"/>
             <w:u w:val="single"/>
           </w:rPr>
-          <w:t>可7:20–23</w:t>
+          <w:t>羅12:2</w:t>
         </w:r>
       </w:hyperlink>
       <w:r>
         <w:rPr>
           <w:lang w:val="zh_TW" w:bidi="zh_TW"/>
         </w:rPr>
-        <w:t>），但祂明顯重新定義了罪的範圍。律法只能評判人的行為，然而耶穌指出，憤怒、輕視、淫念、心硬和欺詐也都是罪。祂還提到忽視善行、無所作為的罪，如不結果子的樹、未使用的才幹、祭司忽視傷者，以及從未表現出的愛（</w:t>
+        <w:t>；</w:t>
       </w:r>
       <w:hyperlink r:id="rId29">
         <w:r>
@@ -634,14 +618,14 @@
             <w:color w:val="0000EE"/>
             <w:u w:val="single"/>
           </w:rPr>
-          <w:t>太25:41–46</w:t>
+          <w:t>弗4:23</w:t>
         </w:r>
       </w:hyperlink>
       <w:r>
         <w:rPr>
           <w:lang w:val="zh_TW" w:bidi="zh_TW"/>
         </w:rPr>
-        <w:t>）。祂特別譴責對愛的冒犯——不友善、固執敵意、自私、漠不關心（</w:t>
+        <w:t>）。新人處於不斷更新的過程中（</w:t>
       </w:r>
       <w:hyperlink r:id="rId30">
         <w:r>
@@ -652,9 +636,15 @@
             <w:color w:val="0000EE"/>
             <w:u w:val="single"/>
           </w:rPr>
-          <w:t>路12:16–21，</w:t>
+          <w:t>西3:10</w:t>
         </w:r>
       </w:hyperlink>
+      <w:r>
+        <w:rPr>
+          <w:lang w:val="zh_TW" w:bidi="zh_TW"/>
+        </w:rPr>
+        <w:t>），內在的自我每天都在更新（</w:t>
+      </w:r>
       <w:hyperlink r:id="rId31">
         <w:r>
           <w:rPr>
@@ -664,14 +654,28 @@
             <w:color w:val="0000EE"/>
             <w:u w:val="single"/>
           </w:rPr>
-          <w:t>16:19–31</w:t>
+          <w:t>林後4:16</w:t>
         </w:r>
       </w:hyperlink>
       <w:r>
         <w:rPr>
           <w:lang w:val="zh_TW" w:bidi="zh_TW"/>
         </w:rPr>
-        <w:t>）。祂還譴責自義和屬靈的瞎眼（</w:t>
+        <w:t>）。</w:t>
+      </w:r>
+    </w:p>
+    <w:p>
+      <w:pPr/>
+      <w:r>
+        <w:rPr>
+          <w:lang w:val="zh_TW" w:bidi="zh_TW"/>
+        </w:rPr>
+      </w:r>
+      <w:r>
+        <w:rPr>
+          <w:lang w:val="zh_TW" w:bidi="zh_TW"/>
+        </w:rPr>
+        <w:t>重生的現實結果是一個新的人或新造的人，舊事已過，一切都變成新的（</w:t>
       </w:r>
       <w:hyperlink r:id="rId32">
         <w:r>
@@ -682,14 +686,14 @@
             <w:color w:val="0000EE"/>
             <w:u w:val="single"/>
           </w:rPr>
-          <w:t>太23:16–26</w:t>
+          <w:t>林後5:17</w:t>
         </w:r>
       </w:hyperlink>
       <w:r>
         <w:rPr>
           <w:lang w:val="zh_TW" w:bidi="zh_TW"/>
         </w:rPr>
-        <w:t>；</w:t>
+        <w:t>）。基督徒生活的目標是這新造的人，而不是表面上參與宗教活動（</w:t>
       </w:r>
       <w:hyperlink r:id="rId33">
         <w:r>
@@ -700,14 +704,14 @@
             <w:color w:val="0000EE"/>
             <w:u w:val="single"/>
           </w:rPr>
-          <w:t>可3:22–30</w:t>
+          <w:t>加6:15</w:t>
         </w:r>
       </w:hyperlink>
       <w:r>
         <w:rPr>
           <w:lang w:val="zh_TW" w:bidi="zh_TW"/>
         </w:rPr>
-        <w:t>）。耶穌將罪比作疾病（</w:t>
+        <w:t>）。這涉及到脫去舊人（</w:t>
       </w:r>
       <w:hyperlink r:id="rId34">
         <w:r>
@@ -718,14 +722,14 @@
             <w:color w:val="0000EE"/>
             <w:u w:val="single"/>
           </w:rPr>
-          <w:t>可2:17</w:t>
+          <w:t>弗4:22</w:t>
         </w:r>
       </w:hyperlink>
       <w:r>
         <w:rPr>
           <w:lang w:val="zh_TW" w:bidi="zh_TW"/>
         </w:rPr>
-        <w:t>），有時比作愚蠢（</w:t>
+        <w:t>）並穿上新人（</w:t>
       </w:r>
       <w:hyperlink r:id="rId35">
         <w:r>
@@ -736,14 +740,14 @@
             <w:color w:val="0000EE"/>
             <w:u w:val="single"/>
           </w:rPr>
-          <w:t>路12:20</w:t>
+          <w:t>24</w:t>
         </w:r>
       </w:hyperlink>
       <w:r>
         <w:rPr>
           <w:lang w:val="zh_TW" w:bidi="zh_TW"/>
         </w:rPr>
-        <w:t>）。儘管如此，耶穌宣稱墮落的人，在神的幫助下可以得到醫治（</w:t>
+        <w:t>節）。然而，最終這絕不是僅靠人努力的結果。我們是神的工作（</w:t>
       </w:r>
       <w:hyperlink r:id="rId36">
         <w:r>
@@ -754,7 +758,7 @@
             <w:color w:val="0000EE"/>
             <w:u w:val="single"/>
           </w:rPr>
-          <w:t>7:36–50</w:t>
+          <w:t>2:10</w:t>
         </w:r>
       </w:hyperlink>
       <w:r>
@@ -762,17 +766,6 @@
           <w:lang w:val="zh_TW" w:bidi="zh_TW"/>
         </w:rPr>
         <w:t>）。</w:t>
-      </w:r>
-    </w:p>
-    <w:p>
-      <w:pPr>
-        <w:pStyle w:val="Heading3"/>
-      </w:pPr>
-      <w:r>
-        <w:rPr>
-          <w:lang w:val="zh_TW" w:bidi="zh_TW"/>
-        </w:rPr>
-        <w:t>在約翰的著作中</w:t>
       </w:r>
     </w:p>
     <w:p>
@@ -784,503 +777,70 @@
       </w:r>
       <w:r>
         <w:rPr>
-          <w:lang w:val="zh_TW" w:bidi="zh_TW"/>
-        </w:rPr>
-        <w:t>約翰福音假定罪人的需要，而基督作為羔羊，為擔當世人的罪而犧牲，並在基督裡提供光與生命。新約中強調的重點是，罪是拒絕接受基督所提供的救恩，並拒絕神對世界的愛——拒絕相信。人因愛黑暗、拒絕光明、不接受救主基督而受到審判（</w:t>
-      </w:r>
-      <w:hyperlink r:id="rId37">
-        <w:r>
-          <w:rPr>
-            <w:lang w:val="zh_TW" w:bidi="zh_TW"/>
-          </w:rPr>
-          <w:rPr>
-            <w:color w:val="0000EE"/>
-            <w:u w:val="single"/>
-          </w:rPr>
-          <w:t>約3:16–21</w:t>
-        </w:r>
-      </w:hyperlink>
-      <w:r>
-        <w:rPr>
-          <w:lang w:val="zh_TW" w:bidi="zh_TW"/>
-        </w:rPr>
-        <w:t>）。</w:t>
-      </w:r>
-    </w:p>
-    <w:p>
-      <w:pPr/>
-      <w:r>
-        <w:rPr>
-          <w:lang w:val="zh_TW" w:bidi="zh_TW"/>
-        </w:rPr>
-      </w:r>
-      <w:r>
-        <w:rPr>
-          <w:lang w:val="zh_TW" w:bidi="zh_TW"/>
-        </w:rPr>
-        <w:t>針對諾斯底主義（Gnosticism）所認為的，高階基督徒的罪無關緊要，約翰壹書強調基督徒的生活中不能容忍罪，列舉了15個理由，並重申罪既是對真理的無知，也是缺乏愛心（</w:t>
-      </w:r>
-      <w:hyperlink r:id="rId38">
-        <w:r>
-          <w:rPr>
-            <w:lang w:val="zh_TW" w:bidi="zh_TW"/>
-          </w:rPr>
-          <w:rPr>
-            <w:color w:val="0000EE"/>
-            <w:u w:val="single"/>
-          </w:rPr>
-          <w:t>約一3:3–10</w:t>
-        </w:r>
-      </w:hyperlink>
-      <w:r>
-        <w:rPr>
-          <w:lang w:val="zh_TW" w:bidi="zh_TW"/>
-        </w:rPr>
-        <w:t>）。然而，神會赦免那些承認自己的罪的人，基督為他們贖罪，並為他們代求（</w:t>
-      </w:r>
-      <w:hyperlink r:id="rId39">
-        <w:r>
-          <w:rPr>
-            <w:lang w:val="zh_TW" w:bidi="zh_TW"/>
-          </w:rPr>
-          <w:rPr>
-            <w:color w:val="0000EE"/>
-            <w:u w:val="single"/>
-          </w:rPr>
-          <w:t>1:7–2:2</w:t>
-        </w:r>
-      </w:hyperlink>
-      <w:r>
-        <w:rPr>
-          <w:lang w:val="zh_TW" w:bidi="zh_TW"/>
-        </w:rPr>
-        <w:t>）。</w:t>
-      </w:r>
-    </w:p>
-    <w:p>
-      <w:pPr>
-        <w:pStyle w:val="Heading3"/>
-      </w:pPr>
-      <w:r>
-        <w:rPr>
-          <w:lang w:val="zh_TW" w:bidi="zh_TW"/>
-        </w:rPr>
-        <w:t>在保羅的著作中</w:t>
-      </w:r>
-    </w:p>
-    <w:p>
-      <w:pPr/>
-      <w:r>
-        <w:rPr>
-          <w:lang w:val="zh_TW" w:bidi="zh_TW"/>
-        </w:rPr>
-      </w:r>
-      <w:r>
-        <w:rPr>
-          <w:lang w:val="zh_TW" w:bidi="zh_TW"/>
-        </w:rPr>
-        <w:t>保羅從觀察和聖經中強烈地指出，所有人都犯了罪（</w:t>
-      </w:r>
-      <w:hyperlink r:id="rId40">
-        <w:r>
-          <w:rPr>
-            <w:lang w:val="zh_TW" w:bidi="zh_TW"/>
-          </w:rPr>
-          <w:rPr>
-            <w:color w:val="0000EE"/>
-            <w:u w:val="single"/>
-          </w:rPr>
-          <w:t>羅1–3章</w:t>
-        </w:r>
-      </w:hyperlink>
-      <w:r>
-        <w:rPr>
-          <w:lang w:val="zh_TW" w:bidi="zh_TW"/>
-        </w:rPr>
-        <w:t>）。對他來說，罪是一股力量、一種權勢、一種統治人內在的「律」（</w:t>
-      </w:r>
-      <w:hyperlink r:id="rId41">
-        <w:r>
-          <w:rPr>
-            <w:lang w:val="zh_TW" w:bidi="zh_TW"/>
-          </w:rPr>
-          <w:rPr>
-            <w:color w:val="0000EE"/>
-            <w:u w:val="single"/>
-          </w:rPr>
-          <w:t>羅5:21</w:t>
-        </w:r>
-      </w:hyperlink>
-      <w:r>
-        <w:rPr>
-          <w:lang w:val="zh_TW" w:bidi="zh_TW"/>
-        </w:rPr>
-        <w:t>，</w:t>
-      </w:r>
-      <w:hyperlink r:id="rId42">
-        <w:r>
-          <w:rPr>
-            <w:lang w:val="zh_TW" w:bidi="zh_TW"/>
-          </w:rPr>
-          <w:rPr>
-            <w:color w:val="0000EE"/>
-            <w:u w:val="single"/>
-          </w:rPr>
-          <w:t>7:23</w:t>
-        </w:r>
-      </w:hyperlink>
-      <w:r>
-        <w:rPr>
-          <w:lang w:val="zh_TW" w:bidi="zh_TW"/>
-        </w:rPr>
-        <w:t>，</w:t>
-      </w:r>
-      <w:hyperlink r:id="rId43">
-        <w:r>
-          <w:rPr>
-            <w:lang w:val="zh_TW" w:bidi="zh_TW"/>
-          </w:rPr>
-          <w:rPr>
-            <w:color w:val="0000EE"/>
-            <w:u w:val="single"/>
-          </w:rPr>
-          <w:t>8:2</w:t>
-        </w:r>
-      </w:hyperlink>
+          <w:i/>
+          <w:lang w:val="zh_TW" w:bidi="zh_TW"/>
+        </w:rPr>
+        <w:t>另見</w:t>
+      </w:r>
+      <w:r>
+        <w:rPr>
+          <w:lang w:val="zh_TW" w:bidi="zh_TW"/>
+        </w:rPr>
+        <w:t xml:space="preserve"> </w:t>
+      </w:r>
+      <w:r>
+        <w:rPr>
+          <w:lang w:val="zh_TW" w:bidi="zh_TW"/>
+        </w:rPr>
+        <w:t>贖罪</w:t>
+      </w:r>
       <w:r>
         <w:rPr>
           <w:lang w:val="zh_TW" w:bidi="zh_TW"/>
         </w:rPr>
         <w:t>；</w:t>
       </w:r>
-      <w:hyperlink r:id="rId44">
-        <w:r>
-          <w:rPr>
-            <w:lang w:val="zh_TW" w:bidi="zh_TW"/>
-          </w:rPr>
-          <w:rPr>
-            <w:color w:val="0000EE"/>
-            <w:u w:val="single"/>
-          </w:rPr>
-          <w:t>林前15:56</w:t>
-        </w:r>
-      </w:hyperlink>
-      <w:r>
-        <w:rPr>
-          <w:lang w:val="zh_TW" w:bidi="zh_TW"/>
-        </w:rPr>
-        <w:t>），導致各種邪惡的行為——良心麻木（</w:t>
-      </w:r>
-      <w:hyperlink r:id="rId45">
-        <w:r>
-          <w:rPr>
-            <w:lang w:val="zh_TW" w:bidi="zh_TW"/>
-          </w:rPr>
-          <w:rPr>
-            <w:color w:val="0000EE"/>
-            <w:u w:val="single"/>
-          </w:rPr>
-          <w:t>羅7:21–24</w:t>
-        </w:r>
-      </w:hyperlink>
-      <w:r>
-        <w:rPr>
-          <w:lang w:val="zh_TW" w:bidi="zh_TW"/>
-        </w:rPr>
-        <w:t>）、與神的隔絕和死亡的轄制（</w:t>
-      </w:r>
-      <w:hyperlink r:id="rId46">
-        <w:r>
-          <w:rPr>
-            <w:lang w:val="zh_TW" w:bidi="zh_TW"/>
-          </w:rPr>
-          <w:rPr>
-            <w:color w:val="0000EE"/>
-            <w:u w:val="single"/>
-          </w:rPr>
-          <w:t>羅5:10</w:t>
-        </w:r>
-      </w:hyperlink>
-      <w:r>
-        <w:rPr>
-          <w:lang w:val="zh_TW" w:bidi="zh_TW"/>
-        </w:rPr>
-        <w:t>，</w:t>
-      </w:r>
-      <w:hyperlink r:id="rId47">
-        <w:r>
-          <w:rPr>
-            <w:lang w:val="zh_TW" w:bidi="zh_TW"/>
-          </w:rPr>
-          <w:rPr>
-            <w:color w:val="0000EE"/>
-            <w:u w:val="single"/>
-          </w:rPr>
-          <w:t>6:23</w:t>
-        </w:r>
-      </w:hyperlink>
+      <w:r>
+        <w:rPr>
+          <w:lang w:val="zh_TW" w:bidi="zh_TW"/>
+        </w:rPr>
+        <w:t>歸信</w:t>
+      </w:r>
       <w:r>
         <w:rPr>
           <w:lang w:val="zh_TW" w:bidi="zh_TW"/>
         </w:rPr>
         <w:t>；</w:t>
       </w:r>
-      <w:hyperlink r:id="rId48">
-        <w:r>
-          <w:rPr>
-            <w:lang w:val="zh_TW" w:bidi="zh_TW"/>
-          </w:rPr>
-          <w:rPr>
-            <w:color w:val="0000EE"/>
-            <w:u w:val="single"/>
-          </w:rPr>
-          <w:t>弗2:1–5，12</w:t>
-        </w:r>
-      </w:hyperlink>
+      <w:r>
+        <w:rPr>
+          <w:lang w:val="zh_TW" w:bidi="zh_TW"/>
+        </w:rPr>
+        <w:t>救贖主、救贖</w:t>
+      </w:r>
       <w:r>
         <w:rPr>
           <w:lang w:val="zh_TW" w:bidi="zh_TW"/>
         </w:rPr>
         <w:t>；</w:t>
       </w:r>
-      <w:hyperlink r:id="rId49">
-        <w:r>
-          <w:rPr>
-            <w:lang w:val="zh_TW" w:bidi="zh_TW"/>
-          </w:rPr>
-          <w:rPr>
-            <w:color w:val="0000EE"/>
-            <w:u w:val="single"/>
-          </w:rPr>
-          <w:t>西1:21</w:t>
-        </w:r>
-      </w:hyperlink>
-      <w:r>
-        <w:rPr>
-          <w:lang w:val="zh_TW" w:bidi="zh_TW"/>
-        </w:rPr>
-        <w:t>）。人無法自我改造（</w:t>
-      </w:r>
-      <w:hyperlink r:id="rId50">
-        <w:r>
-          <w:rPr>
-            <w:lang w:val="zh_TW" w:bidi="zh_TW"/>
-          </w:rPr>
-          <w:rPr>
-            <w:color w:val="0000EE"/>
-            <w:u w:val="single"/>
-          </w:rPr>
-          <w:t>羅7:24</w:t>
-        </w:r>
-      </w:hyperlink>
-      <w:r>
-        <w:rPr>
-          <w:lang w:val="zh_TW" w:bidi="zh_TW"/>
-        </w:rPr>
-        <w:t>）。保羅對這種絕望的普遍狀況有不同的解釋。一些讀者認為</w:t>
-      </w:r>
-      <w:hyperlink r:id="rId51">
-        <w:r>
-          <w:rPr>
-            <w:lang w:val="zh_TW" w:bidi="zh_TW"/>
-          </w:rPr>
-          <w:rPr>
-            <w:color w:val="0000EE"/>
-            <w:u w:val="single"/>
-          </w:rPr>
-          <w:t>羅馬書五章12至21節</w:t>
-        </w:r>
-      </w:hyperlink>
-      <w:r>
-        <w:rPr>
-          <w:lang w:val="zh_TW" w:bidi="zh_TW"/>
-        </w:rPr>
-        <w:t>說亞當的罪是所有罪的根源；另一些人則認為這是所有罪的「樣式（similitude）」。無論如何，保羅的核心思想是「每個人都是自己的亞當」，意即每個人都要為自己的罪性負上完全的責任，即使這罪性是從亞當遺傳而來。</w:t>
-      </w:r>
-    </w:p>
-    <w:p>
-      <w:pPr/>
-      <w:r>
-        <w:rPr>
-          <w:lang w:val="zh_TW" w:bidi="zh_TW"/>
-        </w:rPr>
-      </w:r>
-      <w:r>
-        <w:rPr>
-          <w:lang w:val="zh_TW" w:bidi="zh_TW"/>
-        </w:rPr>
-        <w:t>保羅認為，解決罪的方法在於信徒與基督同死——對罪、對自我、對世界的死。與此同時，充滿大能的聖靈使人的生命從內裡更新，將人塑造成為基督的樣式，成為新造的人（</w:t>
-      </w:r>
-      <w:hyperlink r:id="rId52">
-        <w:r>
-          <w:rPr>
-            <w:lang w:val="zh_TW" w:bidi="zh_TW"/>
-          </w:rPr>
-          <w:rPr>
-            <w:color w:val="0000EE"/>
-            <w:u w:val="single"/>
-          </w:rPr>
-          <w:t>羅3:21–26</w:t>
-        </w:r>
-      </w:hyperlink>
-      <w:r>
-        <w:rPr>
-          <w:lang w:val="zh_TW" w:bidi="zh_TW"/>
-        </w:rPr>
-        <w:t>，</w:t>
-      </w:r>
-      <w:hyperlink r:id="rId53">
-        <w:r>
-          <w:rPr>
-            <w:lang w:val="zh_TW" w:bidi="zh_TW"/>
-          </w:rPr>
-          <w:rPr>
-            <w:color w:val="0000EE"/>
-            <w:u w:val="single"/>
-          </w:rPr>
-          <w:t>5:6–9</w:t>
-        </w:r>
-      </w:hyperlink>
-      <w:r>
-        <w:rPr>
-          <w:lang w:val="zh_TW" w:bidi="zh_TW"/>
-        </w:rPr>
-        <w:t>、</w:t>
-      </w:r>
-      <w:hyperlink r:id="rId54">
-        <w:r>
-          <w:rPr>
-            <w:lang w:val="zh_TW" w:bidi="zh_TW"/>
-          </w:rPr>
-          <w:rPr>
-            <w:color w:val="0000EE"/>
-            <w:u w:val="single"/>
-          </w:rPr>
-          <w:t>6</w:t>
-        </w:r>
-      </w:hyperlink>
-      <w:r>
-        <w:rPr>
-          <w:lang w:val="zh_TW" w:bidi="zh_TW"/>
-        </w:rPr>
-        <w:t>，</w:t>
-      </w:r>
-      <w:hyperlink r:id="rId55">
-        <w:r>
-          <w:rPr>
-            <w:lang w:val="zh_TW" w:bidi="zh_TW"/>
-          </w:rPr>
-          <w:rPr>
-            <w:color w:val="0000EE"/>
-            <w:u w:val="single"/>
-          </w:rPr>
-          <w:t>8:1–4、28–29</w:t>
-        </w:r>
-      </w:hyperlink>
+      <w:r>
+        <w:rPr>
+          <w:lang w:val="zh_TW" w:bidi="zh_TW"/>
+        </w:rPr>
+        <w:t>悔改</w:t>
+      </w:r>
       <w:r>
         <w:rPr>
           <w:lang w:val="zh_TW" w:bidi="zh_TW"/>
         </w:rPr>
         <w:t>；</w:t>
       </w:r>
-      <w:hyperlink r:id="rId56">
-        <w:r>
-          <w:rPr>
-            <w:lang w:val="zh_TW" w:bidi="zh_TW"/>
-          </w:rPr>
-          <w:rPr>
-            <w:color w:val="0000EE"/>
-            <w:u w:val="single"/>
-          </w:rPr>
-          <w:t>林後5:14–21</w:t>
-        </w:r>
-      </w:hyperlink>
-      <w:r>
-        <w:rPr>
-          <w:lang w:val="zh_TW" w:bidi="zh_TW"/>
-        </w:rPr>
-        <w:t>）。</w:t>
-      </w:r>
-    </w:p>
-    <w:p>
-      <w:pPr/>
-      <w:r>
-        <w:rPr>
-          <w:lang w:val="zh_TW" w:bidi="zh_TW"/>
-        </w:rPr>
-      </w:r>
-      <w:r>
-        <w:rPr>
-          <w:i/>
-          <w:lang w:val="zh_TW" w:bidi="zh_TW"/>
-        </w:rPr>
-        <w:t>另見</w:t>
-      </w:r>
-      <w:r>
-        <w:rPr>
-          <w:lang w:val="zh_TW" w:bidi="zh_TW"/>
-        </w:rPr>
-        <w:t xml:space="preserve"> </w:t>
-      </w:r>
-      <w:r>
-        <w:rPr>
-          <w:lang w:val="zh_TW" w:bidi="zh_TW"/>
-        </w:rPr>
-        <w:t>肉體</w:t>
-      </w:r>
-      <w:r>
-        <w:rPr>
-          <w:lang w:val="zh_TW" w:bidi="zh_TW"/>
-        </w:rPr>
-        <w:t>；</w:t>
-      </w:r>
-      <w:r>
-        <w:rPr>
-          <w:lang w:val="zh_TW" w:bidi="zh_TW"/>
-        </w:rPr>
-        <w:t>稱義</w:t>
-      </w:r>
-      <w:r>
-        <w:rPr>
-          <w:lang w:val="zh_TW" w:bidi="zh_TW"/>
-        </w:rPr>
-        <w:t>，</w:t>
-      </w:r>
-      <w:r>
-        <w:rPr>
-          <w:lang w:val="zh_TW" w:bidi="zh_TW"/>
-        </w:rPr>
-        <w:t>被</w:t>
-      </w:r>
-      <w:r>
-        <w:rPr>
-          <w:lang w:val="zh_TW" w:bidi="zh_TW"/>
-        </w:rPr>
-        <w:t>稱義</w:t>
-      </w:r>
-      <w:r>
-        <w:rPr>
-          <w:lang w:val="zh_TW" w:bidi="zh_TW"/>
-        </w:rPr>
-        <w:t>；</w:t>
-      </w:r>
-      <w:r>
-        <w:rPr>
-          <w:lang w:val="zh_TW" w:bidi="zh_TW"/>
-        </w:rPr>
-        <w:t>至死的罪</w:t>
-      </w:r>
-      <w:r>
-        <w:rPr>
-          <w:lang w:val="zh_TW" w:bidi="zh_TW"/>
-        </w:rPr>
-        <w:t>；</w:t>
-      </w:r>
-      <w:r>
-        <w:rPr>
-          <w:lang w:val="zh_TW" w:bidi="zh_TW"/>
-        </w:rPr>
-        <w:t>不可赦免的罪</w:t>
+      <w:r>
+        <w:rPr>
+          <w:lang w:val="zh_TW" w:bidi="zh_TW"/>
+        </w:rPr>
+        <w:t>救恩</w:t>
       </w:r>
       <w:r>
         <w:rPr>

--- a/zht/docx/216.content.docx
+++ b/zht/docx/216.content.docx
@@ -149,7 +149,7 @@
         <w:rPr>
           <w:lang w:val="zh_TW" w:bidi="zh_TW"/>
         </w:rPr>
-        <w:t>chong</w:t>
+        <w:t>zheng</w:t>
       </w:r>
       <w:r>
         <w:rPr>
@@ -212,7 +212,7 @@
         <w:rPr>
           <w:lang w:val="zh_TW" w:bidi="zh_TW"/>
         </w:rPr>
-        <w:t>重生</w:t>
+        <w:t>征服與土地分配</w:t>
       </w:r>
       <w:r>
         <w:rPr>
@@ -231,43 +231,18 @@
         <w:rPr>
           <w:lang w:val="zh_TW" w:bidi="zh_TW"/>
         </w:rPr>
-        <w:t>屬靈的重生帶來新的開始。它描述了信徒在基督裡的新生命（</w:t>
-      </w:r>
-      <w:hyperlink r:id="rId13">
-        <w:r>
-          <w:rPr>
-            <w:lang w:val="zh_TW" w:bidi="zh_TW"/>
-          </w:rPr>
-          <w:rPr>
-            <w:color w:val="0000EE"/>
-            <w:u w:val="single"/>
-          </w:rPr>
-          <w:t>多3:5</w:t>
-        </w:r>
-      </w:hyperlink>
-      <w:r>
-        <w:rPr>
-          <w:lang w:val="zh_TW" w:bidi="zh_TW"/>
-        </w:rPr>
-        <w:t>）和基督再來時將開始的復興（</w:t>
-      </w:r>
-      <w:hyperlink r:id="rId14">
-        <w:r>
-          <w:rPr>
-            <w:lang w:val="zh_TW" w:bidi="zh_TW"/>
-          </w:rPr>
-          <w:rPr>
-            <w:color w:val="0000EE"/>
-            <w:u w:val="single"/>
-          </w:rPr>
-          <w:t>太19:28</w:t>
-        </w:r>
-      </w:hyperlink>
-      <w:r>
-        <w:rPr>
-          <w:lang w:val="zh_TW" w:bidi="zh_TW"/>
-        </w:rPr>
-        <w:t>）。在聖經中，這個詞只出現在這兩個地方。然而，這並不意味著這個概念不重要。聖經作者經常使用各種其它詞語和人物來描述同樣的內心更新。</w:t>
+        <w:t>此用語是指以色列人取得應許之地，以及該地如何以獨特的方式分配給以色列各支派。</w:t>
+      </w:r>
+    </w:p>
+    <w:p>
+      <w:pPr>
+        <w:pStyle w:val="Heading3"/>
+      </w:pPr>
+      <w:r>
+        <w:rPr>
+          <w:lang w:val="zh_TW" w:bidi="zh_TW"/>
+        </w:rPr>
+        <w:t>征服</w:t>
       </w:r>
     </w:p>
     <w:p>
@@ -281,7 +256,97 @@
         <w:rPr>
           <w:lang w:val="zh_TW" w:bidi="zh_TW"/>
         </w:rPr>
-        <w:t>非宗教作家也談論重生。對於斯多葛（Stoic）哲學家來說，重生意味著回到以前的存在狀態。他們將一年四季的循環稱為重生。然而，對於聖經作者來說，重生意味著更重要的更新。這是一個徹底的新開始，而不是僅僅是恢復以前的狀況。這種更新涉及到個人的重大改變。這是聖靈的工作，打破罪的力量並植入正確的態度和渴望。重生的人會自由而喜樂地遵行神的旨意。</w:t>
+        <w:t>以色列人征服迦南是舊約聖經歷史中最引人注目的事件之一：一個組織鬆散、以遊牧為主的民族，竟成功入侵並擊敗了一個長久定居、依靠堅固城邦防禦的文明。聖經指出，這一成就源於神早先向亞伯拉罕、以撒與雅各所立的應許──他們的後裔必得著那地為業（</w:t>
+      </w:r>
+      <w:hyperlink r:id="rId13">
+        <w:r>
+          <w:rPr>
+            <w:lang w:val="zh_TW" w:bidi="zh_TW"/>
+          </w:rPr>
+          <w:rPr>
+            <w:color w:val="0000EE"/>
+            <w:u w:val="single"/>
+          </w:rPr>
+          <w:t>創17:8</w:t>
+        </w:r>
+      </w:hyperlink>
+      <w:r>
+        <w:rPr>
+          <w:lang w:val="zh_TW" w:bidi="zh_TW"/>
+        </w:rPr>
+        <w:t>，</w:t>
+      </w:r>
+      <w:hyperlink r:id="rId14">
+        <w:r>
+          <w:rPr>
+            <w:lang w:val="zh_TW" w:bidi="zh_TW"/>
+          </w:rPr>
+          <w:rPr>
+            <w:color w:val="0000EE"/>
+            <w:u w:val="single"/>
+          </w:rPr>
+          <w:t>26:4</w:t>
+        </w:r>
+      </w:hyperlink>
+      <w:r>
+        <w:rPr>
+          <w:lang w:val="zh_TW" w:bidi="zh_TW"/>
+        </w:rPr>
+        <w:t>，</w:t>
+      </w:r>
+      <w:hyperlink r:id="rId15">
+        <w:r>
+          <w:rPr>
+            <w:lang w:val="zh_TW" w:bidi="zh_TW"/>
+          </w:rPr>
+          <w:rPr>
+            <w:color w:val="0000EE"/>
+            <w:u w:val="single"/>
+          </w:rPr>
+          <w:t>28:13</w:t>
+        </w:r>
+      </w:hyperlink>
+      <w:r>
+        <w:rPr>
+          <w:lang w:val="zh_TW" w:bidi="zh_TW"/>
+        </w:rPr>
+        <w:t>；</w:t>
+      </w:r>
+      <w:hyperlink r:id="rId16">
+        <w:r>
+          <w:rPr>
+            <w:lang w:val="zh_TW" w:bidi="zh_TW"/>
+          </w:rPr>
+          <w:rPr>
+            <w:color w:val="0000EE"/>
+            <w:u w:val="single"/>
+          </w:rPr>
+          <w:t>出3:15–17</w:t>
+        </w:r>
+      </w:hyperlink>
+      <w:r>
+        <w:rPr>
+          <w:lang w:val="zh_TW" w:bidi="zh_TW"/>
+        </w:rPr>
+        <w:t>）。驅逐異教居民，是神對虛假宗教及其伴隨的道德敗壞所施行的審判（</w:t>
+      </w:r>
+      <w:hyperlink r:id="rId17">
+        <w:r>
+          <w:rPr>
+            <w:lang w:val="zh_TW" w:bidi="zh_TW"/>
+          </w:rPr>
+          <w:rPr>
+            <w:color w:val="0000EE"/>
+            <w:u w:val="single"/>
+          </w:rPr>
+          <w:t>申7:1–5</w:t>
+        </w:r>
+      </w:hyperlink>
+      <w:r>
+        <w:rPr>
+          <w:lang w:val="zh_TW" w:bidi="zh_TW"/>
+        </w:rPr>
+        <w:t>）。</w:t>
       </w:r>
     </w:p>
     <w:p>
@@ -295,115 +360,18 @@
         <w:rPr>
           <w:lang w:val="zh_TW" w:bidi="zh_TW"/>
         </w:rPr>
-        <w:t>重生的最終目標是創造一個完全公義且無罪的新天新地（</w:t>
-      </w:r>
-      <w:hyperlink r:id="rId15">
-        <w:r>
-          <w:rPr>
-            <w:lang w:val="zh_TW" w:bidi="zh_TW"/>
-          </w:rPr>
-          <w:rPr>
-            <w:color w:val="0000EE"/>
-            <w:u w:val="single"/>
-          </w:rPr>
-          <w:t>彼後3:13</w:t>
-        </w:r>
-      </w:hyperlink>
-      <w:r>
-        <w:rPr>
-          <w:lang w:val="zh_TW" w:bidi="zh_TW"/>
-        </w:rPr>
-        <w:t>）。聖靈在信徒生命中的現今工作正是這未來宇宙重生的預嚐（</w:t>
-      </w:r>
-      <w:hyperlink r:id="rId16">
-        <w:r>
-          <w:rPr>
-            <w:lang w:val="zh_TW" w:bidi="zh_TW"/>
-          </w:rPr>
-          <w:rPr>
-            <w:color w:val="0000EE"/>
-            <w:u w:val="single"/>
-          </w:rPr>
-          <w:t>弗1:13–14</w:t>
-        </w:r>
-      </w:hyperlink>
-      <w:r>
-        <w:rPr>
-          <w:lang w:val="zh_TW" w:bidi="zh_TW"/>
-        </w:rPr>
-        <w:t>）。新天新地仍然在未來，但舊約先知所預言的神對祂子民的更新，已經成為現實（</w:t>
-      </w:r>
-      <w:hyperlink r:id="rId17">
-        <w:r>
-          <w:rPr>
-            <w:lang w:val="zh_TW" w:bidi="zh_TW"/>
-          </w:rPr>
-          <w:rPr>
-            <w:color w:val="0000EE"/>
-            <w:u w:val="single"/>
-          </w:rPr>
-          <w:t>賽65:17</w:t>
-        </w:r>
-      </w:hyperlink>
-      <w:r>
-        <w:rPr>
-          <w:lang w:val="zh_TW" w:bidi="zh_TW"/>
-        </w:rPr>
-        <w:t>，</w:t>
-      </w:r>
-      <w:hyperlink r:id="rId18">
-        <w:r>
-          <w:rPr>
-            <w:lang w:val="zh_TW" w:bidi="zh_TW"/>
-          </w:rPr>
-          <w:rPr>
-            <w:color w:val="0000EE"/>
-            <w:u w:val="single"/>
-          </w:rPr>
-          <w:t>66:22</w:t>
-        </w:r>
-      </w:hyperlink>
-      <w:r>
-        <w:rPr>
-          <w:lang w:val="zh_TW" w:bidi="zh_TW"/>
-        </w:rPr>
-        <w:t>；</w:t>
-      </w:r>
-      <w:hyperlink r:id="rId15">
-        <w:r>
-          <w:rPr>
-            <w:lang w:val="zh_TW" w:bidi="zh_TW"/>
-          </w:rPr>
-          <w:rPr>
-            <w:color w:val="0000EE"/>
-            <w:u w:val="single"/>
-          </w:rPr>
-          <w:t>彼後3:13</w:t>
-        </w:r>
-      </w:hyperlink>
-      <w:r>
-        <w:rPr>
-          <w:lang w:val="zh_TW" w:bidi="zh_TW"/>
-        </w:rPr>
-        <w:t>；</w:t>
-      </w:r>
-      <w:hyperlink r:id="rId19">
-        <w:r>
-          <w:rPr>
-            <w:lang w:val="zh_TW" w:bidi="zh_TW"/>
-          </w:rPr>
-          <w:rPr>
-            <w:color w:val="0000EE"/>
-            <w:u w:val="single"/>
-          </w:rPr>
-          <w:t>啟21:1</w:t>
-        </w:r>
-      </w:hyperlink>
-      <w:r>
-        <w:rPr>
-          <w:lang w:val="zh_TW" w:bidi="zh_TW"/>
-        </w:rPr>
-        <w:t>）。</w:t>
+        <w:t>試圖重建征服歷史的學者會面臨若干挑戰。批判性學術在三個關鍵問題上會與聖經記載產生衝突：年代、佔領速度，以及以色列是否對部分迦南城邦居民實施全面軍事殲滅的問題。</w:t>
+      </w:r>
+    </w:p>
+    <w:p>
+      <w:pPr>
+        <w:pStyle w:val="Heading3"/>
+      </w:pPr>
+      <w:r>
+        <w:rPr>
+          <w:lang w:val="zh_TW" w:bidi="zh_TW"/>
+        </w:rPr>
+        <w:t>年代</w:t>
       </w:r>
     </w:p>
     <w:p>
@@ -417,7 +385,43 @@
         <w:rPr>
           <w:lang w:val="zh_TW" w:bidi="zh_TW"/>
         </w:rPr>
-        <w:t>信徒現在透過靈命重生的過程，獲得了從神而來的新生命。基督徒是從神生的（</w:t>
+        <w:t>然而，許多舊約歷史的參考書籍與學術研究常將以色列出埃及的時間定在公元前十三世紀（約公元前1280年或之後）。但有些聖經記載似乎支持一個較早的年代。根據</w:t>
+      </w:r>
+      <w:hyperlink r:id="rId18">
+        <w:r>
+          <w:rPr>
+            <w:lang w:val="zh_TW" w:bidi="zh_TW"/>
+          </w:rPr>
+          <w:rPr>
+            <w:color w:val="0000EE"/>
+            <w:u w:val="single"/>
+          </w:rPr>
+          <w:t>列王紀上六章1節</w:t>
+        </w:r>
+      </w:hyperlink>
+      <w:r>
+        <w:rPr>
+          <w:lang w:val="zh_TW" w:bidi="zh_TW"/>
+        </w:rPr>
+        <w:t>記載，所羅門在位第四年開始建造聖殿，距離出埃及已有480年。若所羅門第四年約為公元前960年，則出埃及時間應約為公元前1440年。在</w:t>
+      </w:r>
+      <w:hyperlink r:id="rId19">
+        <w:r>
+          <w:rPr>
+            <w:lang w:val="zh_TW" w:bidi="zh_TW"/>
+          </w:rPr>
+          <w:rPr>
+            <w:color w:val="0000EE"/>
+            <w:u w:val="single"/>
+          </w:rPr>
+          <w:t>士師記第十一章26至28節</w:t>
+        </w:r>
+      </w:hyperlink>
+      <w:r>
+        <w:rPr>
+          <w:lang w:val="zh_TW" w:bidi="zh_TW"/>
+        </w:rPr>
+        <w:t>中，第八位士師耶弗他與亞捫王爭論約旦河東土地的歸屬時指出，以色列人在該地已居住約300年。由於掃羅約於公元前1020年才登基；因此，若採用較晚的出埃及年代，士師時期便沒有足夠的時間。此外，使徒保羅也提到，從出埃及到撒母耳時代約有450年左右（</w:t>
       </w:r>
       <w:hyperlink r:id="rId20">
         <w:r>
@@ -428,86 +432,25 @@
             <w:color w:val="0000EE"/>
             <w:u w:val="single"/>
           </w:rPr>
-          <w:t>約1:12–13</w:t>
+          <w:t>徒13:20</w:t>
         </w:r>
       </w:hyperlink>
       <w:r>
         <w:rPr>
           <w:lang w:val="zh_TW" w:bidi="zh_TW"/>
         </w:rPr>
-        <w:t>），唯有藉著靈命的重生，人才能進入神的國度並領受神的聖靈。那些重生進入神家的人，會反映出神公義的品格（</w:t>
-      </w:r>
-      <w:hyperlink r:id="rId21">
-        <w:r>
-          <w:rPr>
-            <w:lang w:val="zh_TW" w:bidi="zh_TW"/>
-          </w:rPr>
-          <w:rPr>
-            <w:color w:val="0000EE"/>
-            <w:u w:val="single"/>
-          </w:rPr>
-          <w:t>約一2:29</w:t>
-        </w:r>
-      </w:hyperlink>
-      <w:r>
-        <w:rPr>
-          <w:lang w:val="zh_TW" w:bidi="zh_TW"/>
-        </w:rPr>
-        <w:t>）。他們擺脫了習慣性的罪（</w:t>
-      </w:r>
-      <w:hyperlink r:id="rId22">
-        <w:r>
-          <w:rPr>
-            <w:lang w:val="zh_TW" w:bidi="zh_TW"/>
-          </w:rPr>
-          <w:rPr>
-            <w:color w:val="0000EE"/>
-            <w:u w:val="single"/>
-          </w:rPr>
-          <w:t>3:9</w:t>
-        </w:r>
-      </w:hyperlink>
-      <w:r>
-        <w:rPr>
-          <w:lang w:val="zh_TW" w:bidi="zh_TW"/>
-        </w:rPr>
-        <w:t>，</w:t>
-      </w:r>
-      <w:hyperlink r:id="rId23">
-        <w:r>
-          <w:rPr>
-            <w:lang w:val="zh_TW" w:bidi="zh_TW"/>
-          </w:rPr>
-          <w:rPr>
-            <w:color w:val="0000EE"/>
-            <w:u w:val="single"/>
-          </w:rPr>
-          <w:t>5:18</w:t>
-        </w:r>
-      </w:hyperlink>
-      <w:r>
-        <w:rPr>
-          <w:lang w:val="zh_TW" w:bidi="zh_TW"/>
-        </w:rPr>
-        <w:t>）。在</w:t>
-      </w:r>
-      <w:hyperlink r:id="rId24">
-        <w:r>
-          <w:rPr>
-            <w:lang w:val="zh_TW" w:bidi="zh_TW"/>
-          </w:rPr>
-          <w:rPr>
-            <w:color w:val="0000EE"/>
-            <w:u w:val="single"/>
-          </w:rPr>
-          <w:t>雅各書一章18節</w:t>
-        </w:r>
-      </w:hyperlink>
-      <w:r>
-        <w:rPr>
-          <w:lang w:val="zh_TW" w:bidi="zh_TW"/>
-        </w:rPr>
-        <w:t>中，這個重生過程歸因於神話語的大能。</w:t>
+        <w:t>）。</w:t>
+      </w:r>
+    </w:p>
+    <w:p>
+      <w:pPr>
+        <w:pStyle w:val="Heading3"/>
+      </w:pPr>
+      <w:r>
+        <w:rPr>
+          <w:lang w:val="zh_TW" w:bidi="zh_TW"/>
+        </w:rPr>
+        <w:t>約書亞的戰役</w:t>
       </w:r>
     </w:p>
     <w:p>
@@ -521,9 +464,9 @@
         <w:rPr>
           <w:lang w:val="zh_TW" w:bidi="zh_TW"/>
         </w:rPr>
-        <w:t>耶穌將這個重生的隱喻延伸，耶穌教導尼哥德慕，重生或從上而生的是進入神國的先決條件。那些重生的人擁有活潑的盼望（</w:t>
-      </w:r>
-      <w:hyperlink r:id="rId25">
+        <w:t>約書亞記描繪了一段相對集中的以色列征服迦南的時期。然而，許多學者主張，早期曾有逐步進入的過程（由那些據說未隨雅各進入埃及的希伯來人完成），再加上延續至王國時期的清剿。儘管聖經記載某些地區在稍後才被完全佔領（如米吉多與伯‧善），但沒有充分理由否定</w:t>
+      </w:r>
+      <w:hyperlink r:id="rId21">
         <w:r>
           <w:rPr>
             <w:lang w:val="zh_TW" w:bidi="zh_TW"/>
@@ -532,32 +475,14 @@
             <w:color w:val="0000EE"/>
             <w:u w:val="single"/>
           </w:rPr>
-          <w:t>彼前1:3</w:t>
+          <w:t>約書亞記一至十二章</w:t>
         </w:r>
       </w:hyperlink>
       <w:r>
         <w:rPr>
           <w:lang w:val="zh_TW" w:bidi="zh_TW"/>
         </w:rPr>
-        <w:t>）。同樣，這重生是藉著神話語的大能實現的（</w:t>
-      </w:r>
-      <w:hyperlink r:id="rId26">
-        <w:r>
-          <w:rPr>
-            <w:lang w:val="zh_TW" w:bidi="zh_TW"/>
-          </w:rPr>
-          <w:rPr>
-            <w:color w:val="0000EE"/>
-            <w:u w:val="single"/>
-          </w:rPr>
-          <w:t>23</w:t>
-        </w:r>
-      </w:hyperlink>
-      <w:r>
-        <w:rPr>
-          <w:lang w:val="zh_TW" w:bidi="zh_TW"/>
-        </w:rPr>
-        <w:t>節）。</w:t>
+        <w:t>對主要征服行動的描述。</w:t>
       </w:r>
     </w:p>
     <w:p>
@@ -571,97 +496,7 @@
         <w:rPr>
           <w:lang w:val="zh_TW" w:bidi="zh_TW"/>
         </w:rPr>
-        <w:t>初次重生的經歷之後，基督徒的生命會持續經歷更新。新生的信徒應當愛慕神的話語像純淨的靈奶，才能逐漸成長（</w:t>
-      </w:r>
-      <w:hyperlink r:id="rId27">
-        <w:r>
-          <w:rPr>
-            <w:lang w:val="zh_TW" w:bidi="zh_TW"/>
-          </w:rPr>
-          <w:rPr>
-            <w:color w:val="0000EE"/>
-            <w:u w:val="single"/>
-          </w:rPr>
-          <w:t>彼前2:2</w:t>
-        </w:r>
-      </w:hyperlink>
-      <w:r>
-        <w:rPr>
-          <w:lang w:val="zh_TW" w:bidi="zh_TW"/>
-        </w:rPr>
-        <w:t>）。保羅命令信徒藉著心意更新而變化（</w:t>
-      </w:r>
-      <w:hyperlink r:id="rId28">
-        <w:r>
-          <w:rPr>
-            <w:lang w:val="zh_TW" w:bidi="zh_TW"/>
-          </w:rPr>
-          <w:rPr>
-            <w:color w:val="0000EE"/>
-            <w:u w:val="single"/>
-          </w:rPr>
-          <w:t>羅12:2</w:t>
-        </w:r>
-      </w:hyperlink>
-      <w:r>
-        <w:rPr>
-          <w:lang w:val="zh_TW" w:bidi="zh_TW"/>
-        </w:rPr>
-        <w:t>；</w:t>
-      </w:r>
-      <w:hyperlink r:id="rId29">
-        <w:r>
-          <w:rPr>
-            <w:lang w:val="zh_TW" w:bidi="zh_TW"/>
-          </w:rPr>
-          <w:rPr>
-            <w:color w:val="0000EE"/>
-            <w:u w:val="single"/>
-          </w:rPr>
-          <w:t>弗4:23</w:t>
-        </w:r>
-      </w:hyperlink>
-      <w:r>
-        <w:rPr>
-          <w:lang w:val="zh_TW" w:bidi="zh_TW"/>
-        </w:rPr>
-        <w:t>）。新人處於不斷更新的過程中（</w:t>
-      </w:r>
-      <w:hyperlink r:id="rId30">
-        <w:r>
-          <w:rPr>
-            <w:lang w:val="zh_TW" w:bidi="zh_TW"/>
-          </w:rPr>
-          <w:rPr>
-            <w:color w:val="0000EE"/>
-            <w:u w:val="single"/>
-          </w:rPr>
-          <w:t>西3:10</w:t>
-        </w:r>
-      </w:hyperlink>
-      <w:r>
-        <w:rPr>
-          <w:lang w:val="zh_TW" w:bidi="zh_TW"/>
-        </w:rPr>
-        <w:t>），內在的自我每天都在更新（</w:t>
-      </w:r>
-      <w:hyperlink r:id="rId31">
-        <w:r>
-          <w:rPr>
-            <w:lang w:val="zh_TW" w:bidi="zh_TW"/>
-          </w:rPr>
-          <w:rPr>
-            <w:color w:val="0000EE"/>
-            <w:u w:val="single"/>
-          </w:rPr>
-          <w:t>林後4:16</w:t>
-        </w:r>
-      </w:hyperlink>
-      <w:r>
-        <w:rPr>
-          <w:lang w:val="zh_TW" w:bidi="zh_TW"/>
-        </w:rPr>
-        <w:t>）。</w:t>
+        <w:t>征服行動最初在約旦河東岸展開，由摩西領導。摩西去世後，約書亞率領以色列人渡過約旦河，先後攻取堅固的耶利哥與艾城。這兩場具有戰略意義的勝利，使以色列人得以進入山地，並在迦南地的中心形成了突破口。隨後展開兩次主要戰役──先南後北──在六年之內奪取迦南的關鍵城邑，擊敗31位王，完成征服的初期與主要階段。</w:t>
       </w:r>
     </w:p>
     <w:p>
@@ -671,13 +506,7 @@
           <w:lang w:val="zh_TW" w:bidi="zh_TW"/>
         </w:rPr>
       </w:r>
-      <w:r>
-        <w:rPr>
-          <w:lang w:val="zh_TW" w:bidi="zh_TW"/>
-        </w:rPr>
-        <w:t>重生的現實結果是一個新的人或新造的人，舊事已過，一切都變成新的（</w:t>
-      </w:r>
-      <w:hyperlink r:id="rId32">
+      <w:hyperlink r:id="rId22">
         <w:r>
           <w:rPr>
             <w:lang w:val="zh_TW" w:bidi="zh_TW"/>
@@ -686,86 +515,14 @@
             <w:color w:val="0000EE"/>
             <w:u w:val="single"/>
           </w:rPr>
-          <w:t>林後5:17</w:t>
+          <w:t>民數記三十二章</w:t>
         </w:r>
       </w:hyperlink>
       <w:r>
         <w:rPr>
           <w:lang w:val="zh_TW" w:bidi="zh_TW"/>
         </w:rPr>
-        <w:t>）。基督徒生活的目標是這新造的人，而不是表面上參與宗教活動（</w:t>
-      </w:r>
-      <w:hyperlink r:id="rId33">
-        <w:r>
-          <w:rPr>
-            <w:lang w:val="zh_TW" w:bidi="zh_TW"/>
-          </w:rPr>
-          <w:rPr>
-            <w:color w:val="0000EE"/>
-            <w:u w:val="single"/>
-          </w:rPr>
-          <w:t>加6:15</w:t>
-        </w:r>
-      </w:hyperlink>
-      <w:r>
-        <w:rPr>
-          <w:lang w:val="zh_TW" w:bidi="zh_TW"/>
-        </w:rPr>
-        <w:t>）。這涉及到脫去舊人（</w:t>
-      </w:r>
-      <w:hyperlink r:id="rId34">
-        <w:r>
-          <w:rPr>
-            <w:lang w:val="zh_TW" w:bidi="zh_TW"/>
-          </w:rPr>
-          <w:rPr>
-            <w:color w:val="0000EE"/>
-            <w:u w:val="single"/>
-          </w:rPr>
-          <w:t>弗4:22</w:t>
-        </w:r>
-      </w:hyperlink>
-      <w:r>
-        <w:rPr>
-          <w:lang w:val="zh_TW" w:bidi="zh_TW"/>
-        </w:rPr>
-        <w:t>）並穿上新人（</w:t>
-      </w:r>
-      <w:hyperlink r:id="rId35">
-        <w:r>
-          <w:rPr>
-            <w:lang w:val="zh_TW" w:bidi="zh_TW"/>
-          </w:rPr>
-          <w:rPr>
-            <w:color w:val="0000EE"/>
-            <w:u w:val="single"/>
-          </w:rPr>
-          <w:t>24</w:t>
-        </w:r>
-      </w:hyperlink>
-      <w:r>
-        <w:rPr>
-          <w:lang w:val="zh_TW" w:bidi="zh_TW"/>
-        </w:rPr>
-        <w:t>節）。然而，最終這絕不是僅靠人努力的結果。我們是神的工作（</w:t>
-      </w:r>
-      <w:hyperlink r:id="rId36">
-        <w:r>
-          <w:rPr>
-            <w:lang w:val="zh_TW" w:bidi="zh_TW"/>
-          </w:rPr>
-          <w:rPr>
-            <w:color w:val="0000EE"/>
-            <w:u w:val="single"/>
-          </w:rPr>
-          <w:t>2:10</w:t>
-        </w:r>
-      </w:hyperlink>
-      <w:r>
-        <w:rPr>
-          <w:lang w:val="zh_TW" w:bidi="zh_TW"/>
-        </w:rPr>
-        <w:t>）。</w:t>
+        <w:t>記載了約旦河東土地（基列與巴珊之地是藉著擊敗亞摩利王西宏與巴珊王噩而得）分給呂便支派、迦得及瑪拿西半支派的情形。儘管這些支派已得產業，但其男丁仍有責任與其它支派一同渡過約旦河，參與迦南地的軍事征服。</w:t>
       </w:r>
     </w:p>
     <w:p>
@@ -775,6 +532,154 @@
           <w:lang w:val="zh_TW" w:bidi="zh_TW"/>
         </w:rPr>
       </w:r>
+      <w:hyperlink r:id="rId23">
+        <w:r>
+          <w:rPr>
+            <w:lang w:val="zh_TW" w:bidi="zh_TW"/>
+          </w:rPr>
+          <w:rPr>
+            <w:color w:val="0000EE"/>
+            <w:u w:val="single"/>
+          </w:rPr>
+          <w:t>約書亞記二至八章</w:t>
+        </w:r>
+      </w:hyperlink>
+      <w:r>
+        <w:rPr>
+          <w:lang w:val="zh_TW" w:bidi="zh_TW"/>
+        </w:rPr>
+        <w:t xml:space="preserve">記錄了向西推進時耶利哥與艾城被毀的特殊事件，這些勝利打擊了迦南城邦的士氣。 </w:t>
+      </w:r>
+      <w:hyperlink r:id="rId24">
+        <w:r>
+          <w:rPr>
+            <w:lang w:val="zh_TW" w:bidi="zh_TW"/>
+          </w:rPr>
+          <w:rPr>
+            <w:color w:val="0000EE"/>
+            <w:u w:val="single"/>
+          </w:rPr>
+          <w:t>約書亞記第九至十章</w:t>
+        </w:r>
+      </w:hyperlink>
+      <w:r>
+        <w:rPr>
+          <w:lang w:val="zh_TW" w:bidi="zh_TW"/>
+        </w:rPr>
+        <w:t>描述了南方戰役，其中包括基遍人以詭計取得盟約的事件。</w:t>
+      </w:r>
+      <w:hyperlink r:id="rId25">
+        <w:r>
+          <w:rPr>
+            <w:lang w:val="zh_TW" w:bidi="zh_TW"/>
+          </w:rPr>
+          <w:rPr>
+            <w:color w:val="0000EE"/>
+            <w:u w:val="single"/>
+          </w:rPr>
+          <w:t>約書亞記第十章</w:t>
+        </w:r>
+      </w:hyperlink>
+      <w:r>
+        <w:rPr>
+          <w:lang w:val="zh_TW" w:bidi="zh_TW"/>
+        </w:rPr>
+        <w:t>是南方戰役的核心，記述敵軍被大大擊潰（</w:t>
+      </w:r>
+      <w:hyperlink r:id="rId26">
+        <w:r>
+          <w:rPr>
+            <w:lang w:val="zh_TW" w:bidi="zh_TW"/>
+          </w:rPr>
+          <w:rPr>
+            <w:color w:val="0000EE"/>
+            <w:u w:val="single"/>
+          </w:rPr>
+          <w:t>約10:9–12</w:t>
+        </w:r>
+      </w:hyperlink>
+      <w:r>
+        <w:rPr>
+          <w:lang w:val="zh_TW" w:bidi="zh_TW"/>
+        </w:rPr>
+        <w:t>），以及白晝奇蹟般被延長的神蹟。隨後五位亞摩利王聯盟被徹底擊潰、諸王被處死、該地區的城邦亦被摧毀，唯獨耶路撒冷例外（後由大衛攻取）。</w:t>
+      </w:r>
+    </w:p>
+    <w:p>
+      <w:pPr/>
+      <w:r>
+        <w:rPr>
+          <w:lang w:val="zh_TW" w:bidi="zh_TW"/>
+        </w:rPr>
+      </w:r>
+      <w:r>
+        <w:rPr>
+          <w:lang w:val="zh_TW" w:bidi="zh_TW"/>
+        </w:rPr>
+        <w:t>北方戰役中，約書亞面對更強大的聯盟。然而，即便是迦南諸城中最大城邦夏瑣，其王耶賓與附庸聯合，也無法抵擋以色列的軍隊。</w:t>
+      </w:r>
+      <w:hyperlink r:id="rId27">
+        <w:r>
+          <w:rPr>
+            <w:lang w:val="zh_TW" w:bidi="zh_TW"/>
+          </w:rPr>
+          <w:rPr>
+            <w:color w:val="0000EE"/>
+            <w:u w:val="single"/>
+          </w:rPr>
+          <w:t>約書亞記十一章</w:t>
+        </w:r>
+      </w:hyperlink>
+      <w:r>
+        <w:rPr>
+          <w:lang w:val="zh_TW" w:bidi="zh_TW"/>
+        </w:rPr>
+        <w:t>詳述了此階段，並在</w:t>
+      </w:r>
+      <w:hyperlink r:id="rId28">
+        <w:r>
+          <w:rPr>
+            <w:lang w:val="zh_TW" w:bidi="zh_TW"/>
+          </w:rPr>
+          <w:rPr>
+            <w:color w:val="0000EE"/>
+            <w:u w:val="single"/>
+          </w:rPr>
+          <w:t>16至23節</w:t>
+        </w:r>
+      </w:hyperlink>
+      <w:r>
+        <w:rPr>
+          <w:lang w:val="zh_TW" w:bidi="zh_TW"/>
+        </w:rPr>
+        <w:t>（連同</w:t>
+      </w:r>
+      <w:hyperlink r:id="rId29">
+        <w:r>
+          <w:rPr>
+            <w:lang w:val="zh_TW" w:bidi="zh_TW"/>
+          </w:rPr>
+          <w:rPr>
+            <w:color w:val="0000EE"/>
+            <w:u w:val="single"/>
+          </w:rPr>
+          <w:t>第12章</w:t>
+        </w:r>
+      </w:hyperlink>
+      <w:r>
+        <w:rPr>
+          <w:lang w:val="zh_TW" w:bidi="zh_TW"/>
+        </w:rPr>
+        <w:t>）總結了整個征服行動。</w:t>
+      </w:r>
+    </w:p>
+    <w:p>
+      <w:pPr/>
+      <w:r>
+        <w:rPr>
+          <w:lang w:val="zh_TW" w:bidi="zh_TW"/>
+        </w:rPr>
+      </w:r>
       <w:r>
         <w:rPr>
           <w:i/>
@@ -792,19 +697,574 @@
         <w:rPr>
           <w:lang w:val="zh_TW" w:bidi="zh_TW"/>
         </w:rPr>
-        <w:t>贖罪</w:t>
-      </w:r>
+        <w:t>土地分配</w:t>
+      </w:r>
+      <w:r>
+        <w:rPr>
+          <w:lang w:val="zh_TW" w:bidi="zh_TW"/>
+        </w:rPr>
+        <w:t>。</w:t>
+      </w:r>
+      <w:r>
+        <w:rPr>
+          <w:lang w:val="zh_TW" w:bidi="zh_TW"/>
+        </w:rPr>
+      </w:r>
+      <w:r>
+        <w:rPr>
+          <w:lang w:val="zh_TW" w:bidi="zh_TW"/>
+        </w:rPr>
+      </w:r>
+    </w:p>
+    <w:p>
+      <w:pPr/>
+      <w:r>
+        <w:rPr>
+          <w:lang w:val="zh_TW" w:bidi="zh_TW"/>
+        </w:rPr>
+      </w:r>
+    </w:p>
+    <w:p>
+      <w:pPr>
+        <w:pStyle w:val="Heading2"/>
+      </w:pPr>
+      <w:r>
+        <w:rPr>
+          <w:lang w:val="zh_TW" w:bidi="zh_TW"/>
+        </w:rPr>
+        <w:t>拯救，拯救者</w:t>
+      </w:r>
+      <w:r>
+        <w:rPr>
+          <w:lang w:val="zh_TW" w:bidi="zh_TW"/>
+        </w:rPr>
+      </w:r>
+    </w:p>
+    <w:p>
+      <w:pPr/>
+      <w:r>
+        <w:rPr>
+          <w:lang w:val="zh_TW" w:bidi="zh_TW"/>
+        </w:rPr>
+      </w:r>
+      <w:r>
+        <w:rPr>
+          <w:lang w:val="zh_TW" w:bidi="zh_TW"/>
+        </w:rPr>
+        <w:t>拯救是指把人救出來或解救某人。拯救者是施行拯救的人。聖經教導，神最終的旨意是要把人從罪的咒詛、死亡、撒但和地獄中拯救出來。</w:t>
+      </w:r>
+    </w:p>
+    <w:p>
+      <w:pPr>
+        <w:pStyle w:val="Heading3"/>
+      </w:pPr>
+      <w:r>
+        <w:rPr>
+          <w:lang w:val="zh_TW" w:bidi="zh_TW"/>
+        </w:rPr>
+        <w:t>舊約聖經中的拯救</w:t>
+      </w:r>
+    </w:p>
+    <w:p>
+      <w:pPr/>
+      <w:r>
+        <w:rPr>
+          <w:lang w:val="zh_TW" w:bidi="zh_TW"/>
+        </w:rPr>
+      </w:r>
+      <w:r>
+        <w:rPr>
+          <w:lang w:val="zh_TW" w:bidi="zh_TW"/>
+        </w:rPr>
+        <w:t>舊約聖經顯示出神將祂所揀選的百姓從三種處境中拯救出來：</w:t>
+      </w:r>
+    </w:p>
+    <w:p>
+      <w:pPr>
+        <w:pStyle w:val="ListNumber"/>
+        <w:numPr>
+          <w:ilvl w:val="0"/>
+          <w:numId w:val="14"/>
+        </w:numPr>
+        <w:spacing w:line="240" w:lineRule="auto"/>
+        <w:ind w:left="720"/>
+      </w:pPr>
+      <w:r>
+        <w:rPr>
+          <w:lang w:val="zh_TW" w:bidi="zh_TW"/>
+        </w:rPr>
+      </w:r>
+      <w:r>
+        <w:rPr>
+          <w:lang w:val="zh_TW" w:bidi="zh_TW"/>
+        </w:rPr>
+        <w:t>在埃及為奴</w:t>
+      </w:r>
+    </w:p>
+    <w:p>
+      <w:pPr>
+        <w:pStyle w:val="ListNumber"/>
+        <w:spacing w:line="240" w:lineRule="auto"/>
+        <w:ind w:left="720"/>
+      </w:pPr>
+      <w:r>
+        <w:rPr>
+          <w:lang w:val="zh_TW" w:bidi="zh_TW"/>
+        </w:rPr>
+      </w:r>
+      <w:r>
+        <w:rPr>
+          <w:lang w:val="zh_TW" w:bidi="zh_TW"/>
+        </w:rPr>
+        <w:t>被擄到巴比倫</w:t>
+      </w:r>
+    </w:p>
+    <w:p>
+      <w:pPr>
+        <w:pStyle w:val="ListNumber"/>
+        <w:spacing w:line="240" w:lineRule="auto"/>
+        <w:ind w:left="720"/>
+      </w:pPr>
+      <w:r>
+        <w:rPr>
+          <w:lang w:val="zh_TW" w:bidi="zh_TW"/>
+        </w:rPr>
+      </w:r>
+      <w:r>
+        <w:rPr>
+          <w:lang w:val="zh_TW" w:bidi="zh_TW"/>
+        </w:rPr>
+        <w:t>遭受巴勒斯坦各族群的攻擊</w:t>
+      </w:r>
+    </w:p>
+    <w:p>
+      <w:pPr/>
+      <w:r>
+        <w:rPr>
+          <w:lang w:val="zh_TW" w:bidi="zh_TW"/>
+        </w:rPr>
+      </w:r>
+      <w:r>
+        <w:rPr>
+          <w:lang w:val="zh_TW" w:bidi="zh_TW"/>
+        </w:rPr>
+        <w:t>基督徒認為，這些拯救事件都使人想到耶穌基督。耶穌是最偉大的拯救者（施行拯救的人）。</w:t>
+      </w:r>
+    </w:p>
+    <w:p>
+      <w:pPr/>
+      <w:r>
+        <w:rPr>
+          <w:lang w:val="zh_TW" w:bidi="zh_TW"/>
+        </w:rPr>
+      </w:r>
+      <w:r>
+        <w:rPr>
+          <w:lang w:val="zh_TW" w:bidi="zh_TW"/>
+        </w:rPr>
+        <w:t>「拯救者」這個名詞在舊約聖經中出現多次，其中有三次是指人：</w:t>
+      </w:r>
+    </w:p>
+    <w:p>
+      <w:pPr>
+        <w:pStyle w:val="ListNumber"/>
+        <w:numPr>
+          <w:ilvl w:val="0"/>
+          <w:numId w:val="15"/>
+        </w:numPr>
+        <w:spacing w:line="240" w:lineRule="auto"/>
+        <w:ind w:left="720"/>
+      </w:pPr>
+      <w:r>
+        <w:rPr>
+          <w:lang w:val="zh_TW" w:bidi="zh_TW"/>
+        </w:rPr>
+      </w:r>
+      <w:r>
+        <w:rPr>
+          <w:lang w:val="zh_TW" w:bidi="zh_TW"/>
+        </w:rPr>
+        <w:t>俄陀聶把以色列從美索不達米亞王古珊·利薩田的壓迫下拯救出來（</w:t>
+      </w:r>
+      <w:hyperlink r:id="rId30">
+        <w:r>
+          <w:rPr>
+            <w:lang w:val="zh_TW" w:bidi="zh_TW"/>
+          </w:rPr>
+          <w:rPr>
+            <w:color w:val="0000EE"/>
+            <w:u w:val="single"/>
+          </w:rPr>
+          <w:t>士3:8–10</w:t>
+        </w:r>
+      </w:hyperlink>
+      <w:r>
+        <w:rPr>
+          <w:lang w:val="zh_TW" w:bidi="zh_TW"/>
+        </w:rPr>
+        <w:t>）。</w:t>
+      </w:r>
+    </w:p>
+    <w:p>
+      <w:pPr>
+        <w:pStyle w:val="ListNumber"/>
+        <w:spacing w:line="240" w:lineRule="auto"/>
+        <w:ind w:left="720"/>
+      </w:pPr>
+      <w:r>
+        <w:rPr>
+          <w:lang w:val="zh_TW" w:bidi="zh_TW"/>
+        </w:rPr>
+      </w:r>
+      <w:r>
+        <w:rPr>
+          <w:lang w:val="zh_TW" w:bidi="zh_TW"/>
+        </w:rPr>
+        <w:t>以笏把以色列從摩押王伊磯倫手中拯救出來（</w:t>
+      </w:r>
+      <w:hyperlink r:id="rId31">
+        <w:r>
+          <w:rPr>
+            <w:lang w:val="zh_TW" w:bidi="zh_TW"/>
+          </w:rPr>
+          <w:rPr>
+            <w:color w:val="0000EE"/>
+            <w:u w:val="single"/>
+          </w:rPr>
+          <w:t>士3:15</w:t>
+        </w:r>
+      </w:hyperlink>
+      <w:r>
+        <w:rPr>
+          <w:lang w:val="zh_TW" w:bidi="zh_TW"/>
+        </w:rPr>
+        <w:t>、</w:t>
+      </w:r>
+      <w:hyperlink r:id="rId31">
+        <w:r>
+          <w:rPr>
+            <w:lang w:val="zh_TW" w:bidi="zh_TW"/>
+          </w:rPr>
+          <w:rPr>
+            <w:color w:val="0000EE"/>
+            <w:u w:val="single"/>
+          </w:rPr>
+          <w:t>30</w:t>
+        </w:r>
+      </w:hyperlink>
+      <w:r>
+        <w:rPr>
+          <w:lang w:val="zh_TW" w:bidi="zh_TW"/>
+        </w:rPr>
+        <w:t>）。</w:t>
+      </w:r>
+    </w:p>
+    <w:p>
+      <w:pPr>
+        <w:pStyle w:val="ListNumber"/>
+        <w:spacing w:line="240" w:lineRule="auto"/>
+        <w:ind w:left="720"/>
+      </w:pPr>
+      <w:r>
+        <w:rPr>
+          <w:lang w:val="zh_TW" w:bidi="zh_TW"/>
+        </w:rPr>
+      </w:r>
+      <w:hyperlink r:id="rId32">
+        <w:r>
+          <w:rPr>
+            <w:lang w:val="zh_TW" w:bidi="zh_TW"/>
+          </w:rPr>
+          <w:rPr>
+            <w:color w:val="0000EE"/>
+            <w:u w:val="single"/>
+          </w:rPr>
+          <w:t>士師記十八章27至29節</w:t>
+        </w:r>
+      </w:hyperlink>
+      <w:r>
+        <w:rPr>
+          <w:lang w:val="zh_TW" w:bidi="zh_TW"/>
+        </w:rPr>
+        <w:t>提到，拉億遭但支派攻取時，「無人搭救」。</w:t>
+      </w:r>
+    </w:p>
+    <w:p>
+      <w:pPr/>
+      <w:r>
+        <w:rPr>
+          <w:lang w:val="zh_TW" w:bidi="zh_TW"/>
+        </w:rPr>
+      </w:r>
+      <w:r>
+        <w:rPr>
+          <w:lang w:val="zh_TW" w:bidi="zh_TW"/>
+        </w:rPr>
+        <w:t>「拯救者」的其它用法都是指神自己作為祂百姓的拯救者（</w:t>
+      </w:r>
+      <w:hyperlink r:id="rId33">
+        <w:r>
+          <w:rPr>
+            <w:lang w:val="zh_TW" w:bidi="zh_TW"/>
+          </w:rPr>
+          <w:rPr>
+            <w:color w:val="0000EE"/>
+            <w:u w:val="single"/>
+          </w:rPr>
+          <w:t>撒下22:2</w:t>
+        </w:r>
+      </w:hyperlink>
       <w:r>
         <w:rPr>
           <w:lang w:val="zh_TW" w:bidi="zh_TW"/>
         </w:rPr>
         <w:t>；</w:t>
       </w:r>
-      <w:r>
-        <w:rPr>
-          <w:lang w:val="zh_TW" w:bidi="zh_TW"/>
-        </w:rPr>
-        <w:t>歸信</w:t>
+      <w:hyperlink r:id="rId34">
+        <w:r>
+          <w:rPr>
+            <w:lang w:val="zh_TW" w:bidi="zh_TW"/>
+          </w:rPr>
+          <w:rPr>
+            <w:color w:val="0000EE"/>
+            <w:u w:val="single"/>
+          </w:rPr>
+          <w:t>詩18:2</w:t>
+        </w:r>
+      </w:hyperlink>
+      <w:r>
+        <w:rPr>
+          <w:lang w:val="zh_TW" w:bidi="zh_TW"/>
+        </w:rPr>
+        <w:t>，</w:t>
+      </w:r>
+      <w:hyperlink r:id="rId35">
+        <w:r>
+          <w:rPr>
+            <w:lang w:val="zh_TW" w:bidi="zh_TW"/>
+          </w:rPr>
+          <w:rPr>
+            <w:color w:val="0000EE"/>
+            <w:u w:val="single"/>
+          </w:rPr>
+          <w:t>40:17</w:t>
+        </w:r>
+      </w:hyperlink>
+      <w:r>
+        <w:rPr>
+          <w:lang w:val="zh_TW" w:bidi="zh_TW"/>
+        </w:rPr>
+        <w:t>，</w:t>
+      </w:r>
+      <w:hyperlink r:id="rId36">
+        <w:r>
+          <w:rPr>
+            <w:lang w:val="zh_TW" w:bidi="zh_TW"/>
+          </w:rPr>
+          <w:rPr>
+            <w:color w:val="0000EE"/>
+            <w:u w:val="single"/>
+          </w:rPr>
+          <w:t>70:5</w:t>
+        </w:r>
+      </w:hyperlink>
+      <w:r>
+        <w:rPr>
+          <w:lang w:val="zh_TW" w:bidi="zh_TW"/>
+        </w:rPr>
+        <w:t>，</w:t>
+      </w:r>
+      <w:hyperlink r:id="rId37">
+        <w:r>
+          <w:rPr>
+            <w:lang w:val="zh_TW" w:bidi="zh_TW"/>
+          </w:rPr>
+          <w:rPr>
+            <w:color w:val="0000EE"/>
+            <w:u w:val="single"/>
+          </w:rPr>
+          <w:t>144:2</w:t>
+        </w:r>
+      </w:hyperlink>
+      <w:r>
+        <w:rPr>
+          <w:lang w:val="zh_TW" w:bidi="zh_TW"/>
+        </w:rPr>
+        <w:t>）。</w:t>
+      </w:r>
+    </w:p>
+    <w:p>
+      <w:pPr/>
+      <w:r>
+        <w:rPr>
+          <w:lang w:val="zh_TW" w:bidi="zh_TW"/>
+        </w:rPr>
+      </w:r>
+      <w:r>
+        <w:rPr>
+          <w:lang w:val="zh_TW" w:bidi="zh_TW"/>
+        </w:rPr>
+        <w:t>舊約聖經中拯救者的基本概念，表現在希伯來文中表示「近親」的詞語。近親有責任幫助遭遇困境的人，並把他或她從奴役中贖回。當神的百姓遭遇危難時，神就差遣拯救者幫助他們；神在帶領他們出埃及時，祂也作他們的拯救者（</w:t>
+      </w:r>
+      <w:hyperlink r:id="rId38">
+        <w:r>
+          <w:rPr>
+            <w:lang w:val="zh_TW" w:bidi="zh_TW"/>
+          </w:rPr>
+          <w:rPr>
+            <w:color w:val="0000EE"/>
+            <w:u w:val="single"/>
+          </w:rPr>
+          <w:t>出3:7–8</w:t>
+        </w:r>
+      </w:hyperlink>
+      <w:r>
+        <w:rPr>
+          <w:lang w:val="zh_TW" w:bidi="zh_TW"/>
+        </w:rPr>
+        <w:t>）。</w:t>
+      </w:r>
+    </w:p>
+    <w:p>
+      <w:pPr>
+        <w:pStyle w:val="Heading3"/>
+      </w:pPr>
+      <w:r>
+        <w:rPr>
+          <w:lang w:val="zh_TW" w:bidi="zh_TW"/>
+        </w:rPr>
+        <w:t>新約聖經中的救贖</w:t>
+      </w:r>
+    </w:p>
+    <w:p>
+      <w:pPr/>
+      <w:r>
+        <w:rPr>
+          <w:lang w:val="zh_TW" w:bidi="zh_TW"/>
+        </w:rPr>
+      </w:r>
+      <w:r>
+        <w:rPr>
+          <w:lang w:val="zh_TW" w:bidi="zh_TW"/>
+        </w:rPr>
+        <w:t>在新約聖經中，耶穌引用一段有關彌賽亞的經文（</w:t>
+      </w:r>
+      <w:hyperlink r:id="rId39">
+        <w:r>
+          <w:rPr>
+            <w:lang w:val="zh_TW" w:bidi="zh_TW"/>
+          </w:rPr>
+          <w:rPr>
+            <w:color w:val="0000EE"/>
+            <w:u w:val="single"/>
+          </w:rPr>
+          <w:t>賽61:1–2</w:t>
+        </w:r>
+      </w:hyperlink>
+      <w:r>
+        <w:rPr>
+          <w:lang w:val="zh_TW" w:bidi="zh_TW"/>
+        </w:rPr>
+        <w:t>），說明自己的使命就是向被擄的人宣告得釋放（或得拯救）（</w:t>
+      </w:r>
+      <w:hyperlink r:id="rId40">
+        <w:r>
+          <w:rPr>
+            <w:lang w:val="zh_TW" w:bidi="zh_TW"/>
+          </w:rPr>
+          <w:rPr>
+            <w:color w:val="0000EE"/>
+            <w:u w:val="single"/>
+          </w:rPr>
+          <w:t>路4:18</w:t>
+        </w:r>
+      </w:hyperlink>
+      <w:r>
+        <w:rPr>
+          <w:lang w:val="zh_TW" w:bidi="zh_TW"/>
+        </w:rPr>
+        <w:t>）。</w:t>
+      </w:r>
+      <w:hyperlink r:id="rId41">
+        <w:r>
+          <w:rPr>
+            <w:lang w:val="zh_TW" w:bidi="zh_TW"/>
+          </w:rPr>
+          <w:rPr>
+            <w:color w:val="0000EE"/>
+            <w:u w:val="single"/>
+          </w:rPr>
+          <w:t>使徒行傳七章35節</w:t>
+        </w:r>
+      </w:hyperlink>
+      <w:r>
+        <w:rPr>
+          <w:lang w:val="zh_TW" w:bidi="zh_TW"/>
+        </w:rPr>
+        <w:t>稱摩西為以色列的拯救者。在</w:t>
+      </w:r>
+      <w:hyperlink r:id="rId42">
+        <w:r>
+          <w:rPr>
+            <w:lang w:val="zh_TW" w:bidi="zh_TW"/>
+          </w:rPr>
+          <w:rPr>
+            <w:color w:val="0000EE"/>
+            <w:u w:val="single"/>
+          </w:rPr>
+          <w:t>羅馬書十一章26節</w:t>
+        </w:r>
+      </w:hyperlink>
+      <w:r>
+        <w:rPr>
+          <w:lang w:val="zh_TW" w:bidi="zh_TW"/>
+        </w:rPr>
+        <w:t>中，使徒保羅引用了</w:t>
+      </w:r>
+      <w:hyperlink r:id="rId43">
+        <w:r>
+          <w:rPr>
+            <w:lang w:val="zh_TW" w:bidi="zh_TW"/>
+          </w:rPr>
+          <w:rPr>
+            <w:color w:val="0000EE"/>
+            <w:u w:val="single"/>
+          </w:rPr>
+          <w:t>以賽亞書五十九章20節</w:t>
+        </w:r>
+      </w:hyperlink>
+      <w:r>
+        <w:rPr>
+          <w:lang w:val="zh_TW" w:bidi="zh_TW"/>
+        </w:rPr>
+        <w:t>說：「必有一位救贖主來到錫安。」這指的是耶穌基督。</w:t>
+      </w:r>
+    </w:p>
+    <w:p>
+      <w:pPr/>
+      <w:r>
+        <w:rPr>
+          <w:lang w:val="zh_TW" w:bidi="zh_TW"/>
+        </w:rPr>
+      </w:r>
+      <w:r>
+        <w:rPr>
+          <w:i/>
+          <w:lang w:val="zh_TW" w:bidi="zh_TW"/>
+        </w:rPr>
+        <w:t>另見</w:t>
+      </w:r>
+      <w:r>
+        <w:rPr>
+          <w:lang w:val="zh_TW" w:bidi="zh_TW"/>
+        </w:rPr>
+        <w:t xml:space="preserve"> </w:t>
+      </w:r>
+      <w:r>
+        <w:rPr>
+          <w:lang w:val="zh_TW" w:bidi="zh_TW"/>
+        </w:rPr>
+        <w:t>彌賽亞</w:t>
       </w:r>
       <w:r>
         <w:rPr>
@@ -816,31 +1276,7 @@
         <w:rPr>
           <w:lang w:val="zh_TW" w:bidi="zh_TW"/>
         </w:rPr>
-        <w:t>救贖主、救贖</w:t>
-      </w:r>
-      <w:r>
-        <w:rPr>
-          <w:lang w:val="zh_TW" w:bidi="zh_TW"/>
-        </w:rPr>
-        <w:t>；</w:t>
-      </w:r>
-      <w:r>
-        <w:rPr>
-          <w:lang w:val="zh_TW" w:bidi="zh_TW"/>
-        </w:rPr>
-        <w:t>悔改</w:t>
-      </w:r>
-      <w:r>
-        <w:rPr>
-          <w:lang w:val="zh_TW" w:bidi="zh_TW"/>
-        </w:rPr>
-        <w:t>；</w:t>
-      </w:r>
-      <w:r>
-        <w:rPr>
-          <w:lang w:val="zh_TW" w:bidi="zh_TW"/>
-        </w:rPr>
-        <w:t>救恩</w:t>
+        <w:t>救贖主，救贖</w:t>
       </w:r>
       <w:r>
         <w:rPr>
@@ -2748,6 +3184,18 @@
   </w:num>
   <w:num w:numId="13" w16cid:durableId="592781308">
     <w:abstractNumId w:val="11"/>
+  </w:num>
+  <w:num w:numId="14">
+    <w:abstractNumId w:val="3"/>
+    <w:lvlOverride w:ilvl="0">
+      <w:startOverride w:val="1"/>
+    </w:lvlOverride>
+  </w:num>
+  <w:num w:numId="15">
+    <w:abstractNumId w:val="3"/>
+    <w:lvlOverride w:ilvl="0">
+      <w:startOverride w:val="1"/>
+    </w:lvlOverride>
   </w:num>
   <w:numIdMacAtCleanup w:val="10"/>
 </w:numbering>

--- a/zht/docx/216.content.docx
+++ b/zht/docx/216.content.docx
@@ -258,90 +258,60 @@
         </w:rPr>
         <w:t>以色列人征服迦南是舊約聖經歷史中最引人注目的事件之一：一個組織鬆散、以遊牧為主的民族，竟成功入侵並擊敗了一個長久定居、依靠堅固城邦防禦的文明。聖經指出，這一成就源於神早先向亞伯拉罕、以撒與雅各所立的應許──他們的後裔必得著那地為業（</w:t>
       </w:r>
-      <w:hyperlink r:id="rId13">
-        <w:r>
-          <w:rPr>
-            <w:lang w:val="zh_TW" w:bidi="zh_TW"/>
-          </w:rPr>
-          <w:rPr>
-            <w:color w:val="0000EE"/>
-            <w:u w:val="single"/>
-          </w:rPr>
-          <w:t>創17:8</w:t>
-        </w:r>
-      </w:hyperlink>
+      <w:r>
+        <w:rPr>
+          <w:lang w:val="zh_TW" w:bidi="zh_TW"/>
+        </w:rPr>
+        <w:t>創17:8</w:t>
+      </w:r>
       <w:r>
         <w:rPr>
           <w:lang w:val="zh_TW" w:bidi="zh_TW"/>
         </w:rPr>
         <w:t>，</w:t>
       </w:r>
-      <w:hyperlink r:id="rId14">
-        <w:r>
-          <w:rPr>
-            <w:lang w:val="zh_TW" w:bidi="zh_TW"/>
-          </w:rPr>
-          <w:rPr>
-            <w:color w:val="0000EE"/>
-            <w:u w:val="single"/>
-          </w:rPr>
-          <w:t>26:4</w:t>
-        </w:r>
-      </w:hyperlink>
+      <w:r>
+        <w:rPr>
+          <w:lang w:val="zh_TW" w:bidi="zh_TW"/>
+        </w:rPr>
+        <w:t>26:4</w:t>
+      </w:r>
       <w:r>
         <w:rPr>
           <w:lang w:val="zh_TW" w:bidi="zh_TW"/>
         </w:rPr>
         <w:t>，</w:t>
       </w:r>
-      <w:hyperlink r:id="rId15">
-        <w:r>
-          <w:rPr>
-            <w:lang w:val="zh_TW" w:bidi="zh_TW"/>
-          </w:rPr>
-          <w:rPr>
-            <w:color w:val="0000EE"/>
-            <w:u w:val="single"/>
-          </w:rPr>
-          <w:t>28:13</w:t>
-        </w:r>
-      </w:hyperlink>
+      <w:r>
+        <w:rPr>
+          <w:lang w:val="zh_TW" w:bidi="zh_TW"/>
+        </w:rPr>
+        <w:t>28:13</w:t>
+      </w:r>
       <w:r>
         <w:rPr>
           <w:lang w:val="zh_TW" w:bidi="zh_TW"/>
         </w:rPr>
         <w:t>；</w:t>
       </w:r>
-      <w:hyperlink r:id="rId16">
-        <w:r>
-          <w:rPr>
-            <w:lang w:val="zh_TW" w:bidi="zh_TW"/>
-          </w:rPr>
-          <w:rPr>
-            <w:color w:val="0000EE"/>
-            <w:u w:val="single"/>
-          </w:rPr>
-          <w:t>出3:15–17</w:t>
-        </w:r>
-      </w:hyperlink>
+      <w:r>
+        <w:rPr>
+          <w:lang w:val="zh_TW" w:bidi="zh_TW"/>
+        </w:rPr>
+        <w:t>出3:15–17</w:t>
+      </w:r>
       <w:r>
         <w:rPr>
           <w:lang w:val="zh_TW" w:bidi="zh_TW"/>
         </w:rPr>
         <w:t>）。驅逐異教居民，是神對虛假宗教及其伴隨的道德敗壞所施行的審判（</w:t>
       </w:r>
-      <w:hyperlink r:id="rId17">
-        <w:r>
-          <w:rPr>
-            <w:lang w:val="zh_TW" w:bidi="zh_TW"/>
-          </w:rPr>
-          <w:rPr>
-            <w:color w:val="0000EE"/>
-            <w:u w:val="single"/>
-          </w:rPr>
-          <w:t>申7:1–5</w:t>
-        </w:r>
-      </w:hyperlink>
+      <w:r>
+        <w:rPr>
+          <w:lang w:val="zh_TW" w:bidi="zh_TW"/>
+        </w:rPr>
+        <w:t>申7:1–5</w:t>
+      </w:r>
       <w:r>
         <w:rPr>
           <w:lang w:val="zh_TW" w:bidi="zh_TW"/>
@@ -387,54 +357,36 @@
         </w:rPr>
         <w:t>然而，許多舊約歷史的參考書籍與學術研究常將以色列出埃及的時間定在公元前十三世紀（約公元前1280年或之後）。但有些聖經記載似乎支持一個較早的年代。根據</w:t>
       </w:r>
-      <w:hyperlink r:id="rId18">
-        <w:r>
-          <w:rPr>
-            <w:lang w:val="zh_TW" w:bidi="zh_TW"/>
-          </w:rPr>
-          <w:rPr>
-            <w:color w:val="0000EE"/>
-            <w:u w:val="single"/>
-          </w:rPr>
-          <w:t>列王紀上六章1節</w:t>
-        </w:r>
-      </w:hyperlink>
+      <w:r>
+        <w:rPr>
+          <w:lang w:val="zh_TW" w:bidi="zh_TW"/>
+        </w:rPr>
+        <w:t>列王紀上六章1節</w:t>
+      </w:r>
       <w:r>
         <w:rPr>
           <w:lang w:val="zh_TW" w:bidi="zh_TW"/>
         </w:rPr>
         <w:t>記載，所羅門在位第四年開始建造聖殿，距離出埃及已有480年。若所羅門第四年約為公元前960年，則出埃及時間應約為公元前1440年。在</w:t>
       </w:r>
-      <w:hyperlink r:id="rId19">
-        <w:r>
-          <w:rPr>
-            <w:lang w:val="zh_TW" w:bidi="zh_TW"/>
-          </w:rPr>
-          <w:rPr>
-            <w:color w:val="0000EE"/>
-            <w:u w:val="single"/>
-          </w:rPr>
-          <w:t>士師記第十一章26至28節</w:t>
-        </w:r>
-      </w:hyperlink>
+      <w:r>
+        <w:rPr>
+          <w:lang w:val="zh_TW" w:bidi="zh_TW"/>
+        </w:rPr>
+        <w:t>士師記第十一章26至28節</w:t>
+      </w:r>
       <w:r>
         <w:rPr>
           <w:lang w:val="zh_TW" w:bidi="zh_TW"/>
         </w:rPr>
         <w:t>中，第八位士師耶弗他與亞捫王爭論約旦河東土地的歸屬時指出，以色列人在該地已居住約300年。由於掃羅約於公元前1020年才登基；因此，若採用較晚的出埃及年代，士師時期便沒有足夠的時間。此外，使徒保羅也提到，從出埃及到撒母耳時代約有450年左右（</w:t>
       </w:r>
-      <w:hyperlink r:id="rId20">
-        <w:r>
-          <w:rPr>
-            <w:lang w:val="zh_TW" w:bidi="zh_TW"/>
-          </w:rPr>
-          <w:rPr>
-            <w:color w:val="0000EE"/>
-            <w:u w:val="single"/>
-          </w:rPr>
-          <w:t>徒13:20</w:t>
-        </w:r>
-      </w:hyperlink>
+      <w:r>
+        <w:rPr>
+          <w:lang w:val="zh_TW" w:bidi="zh_TW"/>
+        </w:rPr>
+        <w:t>徒13:20</w:t>
+      </w:r>
       <w:r>
         <w:rPr>
           <w:lang w:val="zh_TW" w:bidi="zh_TW"/>
@@ -466,18 +418,12 @@
         </w:rPr>
         <w:t>約書亞記描繪了一段相對集中的以色列征服迦南的時期。然而，許多學者主張，早期曾有逐步進入的過程（由那些據說未隨雅各進入埃及的希伯來人完成），再加上延續至王國時期的清剿。儘管聖經記載某些地區在稍後才被完全佔領（如米吉多與伯‧善），但沒有充分理由否定</w:t>
       </w:r>
-      <w:hyperlink r:id="rId21">
-        <w:r>
-          <w:rPr>
-            <w:lang w:val="zh_TW" w:bidi="zh_TW"/>
-          </w:rPr>
-          <w:rPr>
-            <w:color w:val="0000EE"/>
-            <w:u w:val="single"/>
-          </w:rPr>
-          <w:t>約書亞記一至十二章</w:t>
-        </w:r>
-      </w:hyperlink>
+      <w:r>
+        <w:rPr>
+          <w:lang w:val="zh_TW" w:bidi="zh_TW"/>
+        </w:rPr>
+        <w:t>約書亞記一至十二章</w:t>
+      </w:r>
       <w:r>
         <w:rPr>
           <w:lang w:val="zh_TW" w:bidi="zh_TW"/>
@@ -506,18 +452,12 @@
           <w:lang w:val="zh_TW" w:bidi="zh_TW"/>
         </w:rPr>
       </w:r>
-      <w:hyperlink r:id="rId22">
-        <w:r>
-          <w:rPr>
-            <w:lang w:val="zh_TW" w:bidi="zh_TW"/>
-          </w:rPr>
-          <w:rPr>
-            <w:color w:val="0000EE"/>
-            <w:u w:val="single"/>
-          </w:rPr>
-          <w:t>民數記三十二章</w:t>
-        </w:r>
-      </w:hyperlink>
+      <w:r>
+        <w:rPr>
+          <w:lang w:val="zh_TW" w:bidi="zh_TW"/>
+        </w:rPr>
+        <w:t>民數記三十二章</w:t>
+      </w:r>
       <w:r>
         <w:rPr>
           <w:lang w:val="zh_TW" w:bidi="zh_TW"/>
@@ -532,72 +472,48 @@
           <w:lang w:val="zh_TW" w:bidi="zh_TW"/>
         </w:rPr>
       </w:r>
-      <w:hyperlink r:id="rId23">
-        <w:r>
-          <w:rPr>
-            <w:lang w:val="zh_TW" w:bidi="zh_TW"/>
-          </w:rPr>
-          <w:rPr>
-            <w:color w:val="0000EE"/>
-            <w:u w:val="single"/>
-          </w:rPr>
-          <w:t>約書亞記二至八章</w:t>
-        </w:r>
-      </w:hyperlink>
+      <w:r>
+        <w:rPr>
+          <w:lang w:val="zh_TW" w:bidi="zh_TW"/>
+        </w:rPr>
+        <w:t>約書亞記二至八章</w:t>
+      </w:r>
       <w:r>
         <w:rPr>
           <w:lang w:val="zh_TW" w:bidi="zh_TW"/>
         </w:rPr>
         <w:t xml:space="preserve">記錄了向西推進時耶利哥與艾城被毀的特殊事件，這些勝利打擊了迦南城邦的士氣。 </w:t>
       </w:r>
-      <w:hyperlink r:id="rId24">
-        <w:r>
-          <w:rPr>
-            <w:lang w:val="zh_TW" w:bidi="zh_TW"/>
-          </w:rPr>
-          <w:rPr>
-            <w:color w:val="0000EE"/>
-            <w:u w:val="single"/>
-          </w:rPr>
-          <w:t>約書亞記第九至十章</w:t>
-        </w:r>
-      </w:hyperlink>
+      <w:r>
+        <w:rPr>
+          <w:lang w:val="zh_TW" w:bidi="zh_TW"/>
+        </w:rPr>
+        <w:t>約書亞記第九至十章</w:t>
+      </w:r>
       <w:r>
         <w:rPr>
           <w:lang w:val="zh_TW" w:bidi="zh_TW"/>
         </w:rPr>
         <w:t>描述了南方戰役，其中包括基遍人以詭計取得盟約的事件。</w:t>
       </w:r>
-      <w:hyperlink r:id="rId25">
-        <w:r>
-          <w:rPr>
-            <w:lang w:val="zh_TW" w:bidi="zh_TW"/>
-          </w:rPr>
-          <w:rPr>
-            <w:color w:val="0000EE"/>
-            <w:u w:val="single"/>
-          </w:rPr>
-          <w:t>約書亞記第十章</w:t>
-        </w:r>
-      </w:hyperlink>
+      <w:r>
+        <w:rPr>
+          <w:lang w:val="zh_TW" w:bidi="zh_TW"/>
+        </w:rPr>
+        <w:t>約書亞記第十章</w:t>
+      </w:r>
       <w:r>
         <w:rPr>
           <w:lang w:val="zh_TW" w:bidi="zh_TW"/>
         </w:rPr>
         <w:t>是南方戰役的核心，記述敵軍被大大擊潰（</w:t>
       </w:r>
-      <w:hyperlink r:id="rId26">
-        <w:r>
-          <w:rPr>
-            <w:lang w:val="zh_TW" w:bidi="zh_TW"/>
-          </w:rPr>
-          <w:rPr>
-            <w:color w:val="0000EE"/>
-            <w:u w:val="single"/>
-          </w:rPr>
-          <w:t>約10:9–12</w:t>
-        </w:r>
-      </w:hyperlink>
+      <w:r>
+        <w:rPr>
+          <w:lang w:val="zh_TW" w:bidi="zh_TW"/>
+        </w:rPr>
+        <w:t>約10:9–12</w:t>
+      </w:r>
       <w:r>
         <w:rPr>
           <w:lang w:val="zh_TW" w:bidi="zh_TW"/>
@@ -618,54 +534,36 @@
         </w:rPr>
         <w:t>北方戰役中，約書亞面對更強大的聯盟。然而，即便是迦南諸城中最大城邦夏瑣，其王耶賓與附庸聯合，也無法抵擋以色列的軍隊。</w:t>
       </w:r>
-      <w:hyperlink r:id="rId27">
-        <w:r>
-          <w:rPr>
-            <w:lang w:val="zh_TW" w:bidi="zh_TW"/>
-          </w:rPr>
-          <w:rPr>
-            <w:color w:val="0000EE"/>
-            <w:u w:val="single"/>
-          </w:rPr>
-          <w:t>約書亞記十一章</w:t>
-        </w:r>
-      </w:hyperlink>
+      <w:r>
+        <w:rPr>
+          <w:lang w:val="zh_TW" w:bidi="zh_TW"/>
+        </w:rPr>
+        <w:t>約書亞記十一章</w:t>
+      </w:r>
       <w:r>
         <w:rPr>
           <w:lang w:val="zh_TW" w:bidi="zh_TW"/>
         </w:rPr>
         <w:t>詳述了此階段，並在</w:t>
       </w:r>
-      <w:hyperlink r:id="rId28">
-        <w:r>
-          <w:rPr>
-            <w:lang w:val="zh_TW" w:bidi="zh_TW"/>
-          </w:rPr>
-          <w:rPr>
-            <w:color w:val="0000EE"/>
-            <w:u w:val="single"/>
-          </w:rPr>
-          <w:t>16至23節</w:t>
-        </w:r>
-      </w:hyperlink>
+      <w:r>
+        <w:rPr>
+          <w:lang w:val="zh_TW" w:bidi="zh_TW"/>
+        </w:rPr>
+        <w:t>16至23節</w:t>
+      </w:r>
       <w:r>
         <w:rPr>
           <w:lang w:val="zh_TW" w:bidi="zh_TW"/>
         </w:rPr>
         <w:t>（連同</w:t>
       </w:r>
-      <w:hyperlink r:id="rId29">
-        <w:r>
-          <w:rPr>
-            <w:lang w:val="zh_TW" w:bidi="zh_TW"/>
-          </w:rPr>
-          <w:rPr>
-            <w:color w:val="0000EE"/>
-            <w:u w:val="single"/>
-          </w:rPr>
-          <w:t>第12章</w:t>
-        </w:r>
-      </w:hyperlink>
+      <w:r>
+        <w:rPr>
+          <w:lang w:val="zh_TW" w:bidi="zh_TW"/>
+        </w:rPr>
+        <w:t>第12章</w:t>
+      </w:r>
       <w:r>
         <w:rPr>
           <w:lang w:val="zh_TW" w:bidi="zh_TW"/>
@@ -886,18 +784,12 @@
         </w:rPr>
         <w:t>俄陀聶把以色列從美索不達米亞王古珊·利薩田的壓迫下拯救出來（</w:t>
       </w:r>
-      <w:hyperlink r:id="rId30">
-        <w:r>
-          <w:rPr>
-            <w:lang w:val="zh_TW" w:bidi="zh_TW"/>
-          </w:rPr>
-          <w:rPr>
-            <w:color w:val="0000EE"/>
-            <w:u w:val="single"/>
-          </w:rPr>
-          <w:t>士3:8–10</w:t>
-        </w:r>
-      </w:hyperlink>
+      <w:r>
+        <w:rPr>
+          <w:lang w:val="zh_TW" w:bidi="zh_TW"/>
+        </w:rPr>
+        <w:t>士3:8–10</w:t>
+      </w:r>
       <w:r>
         <w:rPr>
           <w:lang w:val="zh_TW" w:bidi="zh_TW"/>
@@ -922,36 +814,24 @@
         </w:rPr>
         <w:t>以笏把以色列從摩押王伊磯倫手中拯救出來（</w:t>
       </w:r>
-      <w:hyperlink r:id="rId31">
-        <w:r>
-          <w:rPr>
-            <w:lang w:val="zh_TW" w:bidi="zh_TW"/>
-          </w:rPr>
-          <w:rPr>
-            <w:color w:val="0000EE"/>
-            <w:u w:val="single"/>
-          </w:rPr>
-          <w:t>士3:15</w:t>
-        </w:r>
-      </w:hyperlink>
+      <w:r>
+        <w:rPr>
+          <w:lang w:val="zh_TW" w:bidi="zh_TW"/>
+        </w:rPr>
+        <w:t>士3:15</w:t>
+      </w:r>
       <w:r>
         <w:rPr>
           <w:lang w:val="zh_TW" w:bidi="zh_TW"/>
         </w:rPr>
         <w:t>、</w:t>
       </w:r>
-      <w:hyperlink r:id="rId31">
-        <w:r>
-          <w:rPr>
-            <w:lang w:val="zh_TW" w:bidi="zh_TW"/>
-          </w:rPr>
-          <w:rPr>
-            <w:color w:val="0000EE"/>
-            <w:u w:val="single"/>
-          </w:rPr>
-          <w:t>30</w:t>
-        </w:r>
-      </w:hyperlink>
+      <w:r>
+        <w:rPr>
+          <w:lang w:val="zh_TW" w:bidi="zh_TW"/>
+        </w:rPr>
+        <w:t>30</w:t>
+      </w:r>
       <w:r>
         <w:rPr>
           <w:lang w:val="zh_TW" w:bidi="zh_TW"/>
@@ -970,18 +850,12 @@
           <w:lang w:val="zh_TW" w:bidi="zh_TW"/>
         </w:rPr>
       </w:r>
-      <w:hyperlink r:id="rId32">
-        <w:r>
-          <w:rPr>
-            <w:lang w:val="zh_TW" w:bidi="zh_TW"/>
-          </w:rPr>
-          <w:rPr>
-            <w:color w:val="0000EE"/>
-            <w:u w:val="single"/>
-          </w:rPr>
-          <w:t>士師記十八章27至29節</w:t>
-        </w:r>
-      </w:hyperlink>
+      <w:r>
+        <w:rPr>
+          <w:lang w:val="zh_TW" w:bidi="zh_TW"/>
+        </w:rPr>
+        <w:t>士師記十八章27至29節</w:t>
+      </w:r>
       <w:r>
         <w:rPr>
           <w:lang w:val="zh_TW" w:bidi="zh_TW"/>
@@ -1002,90 +876,60 @@
         </w:rPr>
         <w:t>「拯救者」的其它用法都是指神自己作為祂百姓的拯救者（</w:t>
       </w:r>
-      <w:hyperlink r:id="rId33">
-        <w:r>
-          <w:rPr>
-            <w:lang w:val="zh_TW" w:bidi="zh_TW"/>
-          </w:rPr>
-          <w:rPr>
-            <w:color w:val="0000EE"/>
-            <w:u w:val="single"/>
-          </w:rPr>
-          <w:t>撒下22:2</w:t>
-        </w:r>
-      </w:hyperlink>
+      <w:r>
+        <w:rPr>
+          <w:lang w:val="zh_TW" w:bidi="zh_TW"/>
+        </w:rPr>
+        <w:t>撒下22:2</w:t>
+      </w:r>
       <w:r>
         <w:rPr>
           <w:lang w:val="zh_TW" w:bidi="zh_TW"/>
         </w:rPr>
         <w:t>；</w:t>
       </w:r>
-      <w:hyperlink r:id="rId34">
-        <w:r>
-          <w:rPr>
-            <w:lang w:val="zh_TW" w:bidi="zh_TW"/>
-          </w:rPr>
-          <w:rPr>
-            <w:color w:val="0000EE"/>
-            <w:u w:val="single"/>
-          </w:rPr>
-          <w:t>詩18:2</w:t>
-        </w:r>
-      </w:hyperlink>
+      <w:r>
+        <w:rPr>
+          <w:lang w:val="zh_TW" w:bidi="zh_TW"/>
+        </w:rPr>
+        <w:t>詩18:2</w:t>
+      </w:r>
       <w:r>
         <w:rPr>
           <w:lang w:val="zh_TW" w:bidi="zh_TW"/>
         </w:rPr>
         <w:t>，</w:t>
       </w:r>
-      <w:hyperlink r:id="rId35">
-        <w:r>
-          <w:rPr>
-            <w:lang w:val="zh_TW" w:bidi="zh_TW"/>
-          </w:rPr>
-          <w:rPr>
-            <w:color w:val="0000EE"/>
-            <w:u w:val="single"/>
-          </w:rPr>
-          <w:t>40:17</w:t>
-        </w:r>
-      </w:hyperlink>
+      <w:r>
+        <w:rPr>
+          <w:lang w:val="zh_TW" w:bidi="zh_TW"/>
+        </w:rPr>
+        <w:t>40:17</w:t>
+      </w:r>
       <w:r>
         <w:rPr>
           <w:lang w:val="zh_TW" w:bidi="zh_TW"/>
         </w:rPr>
         <w:t>，</w:t>
       </w:r>
-      <w:hyperlink r:id="rId36">
-        <w:r>
-          <w:rPr>
-            <w:lang w:val="zh_TW" w:bidi="zh_TW"/>
-          </w:rPr>
-          <w:rPr>
-            <w:color w:val="0000EE"/>
-            <w:u w:val="single"/>
-          </w:rPr>
-          <w:t>70:5</w:t>
-        </w:r>
-      </w:hyperlink>
+      <w:r>
+        <w:rPr>
+          <w:lang w:val="zh_TW" w:bidi="zh_TW"/>
+        </w:rPr>
+        <w:t>70:5</w:t>
+      </w:r>
       <w:r>
         <w:rPr>
           <w:lang w:val="zh_TW" w:bidi="zh_TW"/>
         </w:rPr>
         <w:t>，</w:t>
       </w:r>
-      <w:hyperlink r:id="rId37">
-        <w:r>
-          <w:rPr>
-            <w:lang w:val="zh_TW" w:bidi="zh_TW"/>
-          </w:rPr>
-          <w:rPr>
-            <w:color w:val="0000EE"/>
-            <w:u w:val="single"/>
-          </w:rPr>
-          <w:t>144:2</w:t>
-        </w:r>
-      </w:hyperlink>
+      <w:r>
+        <w:rPr>
+          <w:lang w:val="zh_TW" w:bidi="zh_TW"/>
+        </w:rPr>
+        <w:t>144:2</w:t>
+      </w:r>
       <w:r>
         <w:rPr>
           <w:lang w:val="zh_TW" w:bidi="zh_TW"/>
@@ -1106,18 +950,12 @@
         </w:rPr>
         <w:t>舊約聖經中拯救者的基本概念，表現在希伯來文中表示「近親」的詞語。近親有責任幫助遭遇困境的人，並把他或她從奴役中贖回。當神的百姓遭遇危難時，神就差遣拯救者幫助他們；神在帶領他們出埃及時，祂也作他們的拯救者（</w:t>
       </w:r>
-      <w:hyperlink r:id="rId38">
-        <w:r>
-          <w:rPr>
-            <w:lang w:val="zh_TW" w:bidi="zh_TW"/>
-          </w:rPr>
-          <w:rPr>
-            <w:color w:val="0000EE"/>
-            <w:u w:val="single"/>
-          </w:rPr>
-          <w:t>出3:7–8</w:t>
-        </w:r>
-      </w:hyperlink>
+      <w:r>
+        <w:rPr>
+          <w:lang w:val="zh_TW" w:bidi="zh_TW"/>
+        </w:rPr>
+        <w:t>出3:7–8</w:t>
+      </w:r>
       <w:r>
         <w:rPr>
           <w:lang w:val="zh_TW" w:bidi="zh_TW"/>
@@ -1149,90 +987,60 @@
         </w:rPr>
         <w:t>在新約聖經中，耶穌引用一段有關彌賽亞的經文（</w:t>
       </w:r>
-      <w:hyperlink r:id="rId39">
-        <w:r>
-          <w:rPr>
-            <w:lang w:val="zh_TW" w:bidi="zh_TW"/>
-          </w:rPr>
-          <w:rPr>
-            <w:color w:val="0000EE"/>
-            <w:u w:val="single"/>
-          </w:rPr>
-          <w:t>賽61:1–2</w:t>
-        </w:r>
-      </w:hyperlink>
+      <w:r>
+        <w:rPr>
+          <w:lang w:val="zh_TW" w:bidi="zh_TW"/>
+        </w:rPr>
+        <w:t>賽61:1–2</w:t>
+      </w:r>
       <w:r>
         <w:rPr>
           <w:lang w:val="zh_TW" w:bidi="zh_TW"/>
         </w:rPr>
         <w:t>），說明自己的使命就是向被擄的人宣告得釋放（或得拯救）（</w:t>
       </w:r>
-      <w:hyperlink r:id="rId40">
-        <w:r>
-          <w:rPr>
-            <w:lang w:val="zh_TW" w:bidi="zh_TW"/>
-          </w:rPr>
-          <w:rPr>
-            <w:color w:val="0000EE"/>
-            <w:u w:val="single"/>
-          </w:rPr>
-          <w:t>路4:18</w:t>
-        </w:r>
-      </w:hyperlink>
+      <w:r>
+        <w:rPr>
+          <w:lang w:val="zh_TW" w:bidi="zh_TW"/>
+        </w:rPr>
+        <w:t>路4:18</w:t>
+      </w:r>
       <w:r>
         <w:rPr>
           <w:lang w:val="zh_TW" w:bidi="zh_TW"/>
         </w:rPr>
         <w:t>）。</w:t>
       </w:r>
-      <w:hyperlink r:id="rId41">
-        <w:r>
-          <w:rPr>
-            <w:lang w:val="zh_TW" w:bidi="zh_TW"/>
-          </w:rPr>
-          <w:rPr>
-            <w:color w:val="0000EE"/>
-            <w:u w:val="single"/>
-          </w:rPr>
-          <w:t>使徒行傳七章35節</w:t>
-        </w:r>
-      </w:hyperlink>
+      <w:r>
+        <w:rPr>
+          <w:lang w:val="zh_TW" w:bidi="zh_TW"/>
+        </w:rPr>
+        <w:t>使徒行傳七章35節</w:t>
+      </w:r>
       <w:r>
         <w:rPr>
           <w:lang w:val="zh_TW" w:bidi="zh_TW"/>
         </w:rPr>
         <w:t>稱摩西為以色列的拯救者。在</w:t>
       </w:r>
-      <w:hyperlink r:id="rId42">
-        <w:r>
-          <w:rPr>
-            <w:lang w:val="zh_TW" w:bidi="zh_TW"/>
-          </w:rPr>
-          <w:rPr>
-            <w:color w:val="0000EE"/>
-            <w:u w:val="single"/>
-          </w:rPr>
-          <w:t>羅馬書十一章26節</w:t>
-        </w:r>
-      </w:hyperlink>
+      <w:r>
+        <w:rPr>
+          <w:lang w:val="zh_TW" w:bidi="zh_TW"/>
+        </w:rPr>
+        <w:t>羅馬書十一章26節</w:t>
+      </w:r>
       <w:r>
         <w:rPr>
           <w:lang w:val="zh_TW" w:bidi="zh_TW"/>
         </w:rPr>
         <w:t>中，使徒保羅引用了</w:t>
       </w:r>
-      <w:hyperlink r:id="rId43">
-        <w:r>
-          <w:rPr>
-            <w:lang w:val="zh_TW" w:bidi="zh_TW"/>
-          </w:rPr>
-          <w:rPr>
-            <w:color w:val="0000EE"/>
-            <w:u w:val="single"/>
-          </w:rPr>
-          <w:t>以賽亞書五十九章20節</w:t>
-        </w:r>
-      </w:hyperlink>
+      <w:r>
+        <w:rPr>
+          <w:lang w:val="zh_TW" w:bidi="zh_TW"/>
+        </w:rPr>
+        <w:t>以賽亞書五十九章20節</w:t>
+      </w:r>
       <w:r>
         <w:rPr>
           <w:lang w:val="zh_TW" w:bidi="zh_TW"/>
